--- a/00-SORU-YAZARI-ANALIZI-VE-PROMPTLAR/01-ANALIZ_Bakanlik-Soru-Yazarinin-Zihni_2021-2025.docx
+++ b/00-SORU-YAZARI-ANALIZI-VE-PROMPTLAR/01-ANALIZ_Bakanlik-Soru-Yazarinin-Zihni_2021-2025.docx
@@ -2,7 +2,7 @@
 <file path=word/document.xml><?xml version="1.0" encoding="utf-8"?>
 <w:document xmlns:w="http://schemas.openxmlformats.org/wordprocessingml/2006/main" xmlns:m="http://schemas.openxmlformats.org/officeDocument/2006/math" xmlns:r="http://schemas.openxmlformats.org/officeDocument/2006/relationships" xmlns:o="urn:schemas-microsoft-com:office:office" xmlns:v="urn:schemas-microsoft-com:vml" xmlns:w10="urn:schemas-microsoft-com:office:word" xmlns:a="http://schemas.openxmlformats.org/drawingml/2006/main" xmlns:pic="http://schemas.openxmlformats.org/drawingml/2006/picture" xmlns:wp="http://schemas.openxmlformats.org/drawingml/2006/wordprocessingDrawing">
   <w:body>
-    <w:bookmarkStart w:id="55" w:name="bakanlik-soru-yazarinin-zihni"/>
+    <w:bookmarkStart w:id="56" w:name="bakanlik-soru-yazarinin-zihni"/>
     <w:p>
       <w:pPr>
         <w:pStyle w:val="Heading1"/>
@@ -574,7 +574,7 @@
       </w:r>
     </w:p>
     <w:bookmarkEnd w:id="21"/>
-    <w:bookmarkStart w:id="27" w:name="sinavin-mimarisi-5-yılın-sayıları"/>
+    <w:bookmarkStart w:id="28" w:name="sinavin-mimarisi-5-yılın-sayıları"/>
     <w:p>
       <w:pPr>
         <w:pStyle w:val="Heading2"/>
@@ -2705,23 +2705,7 @@
         <w:pStyle w:val="Compact"/>
       </w:pPr>
       <w:r>
-        <w:t xml:space="preserve">Öncüllü sorularda cevap</w:t>
-      </w:r>
-      <w:r>
-        <w:t xml:space="preserve"> </w:t>
-      </w:r>
-      <w:r>
-        <w:rPr>
-          <w:bCs/>
-          <w:b/>
-        </w:rPr>
-        <w:t xml:space="preserve">uçlarda</w:t>
-      </w:r>
-      <w:r>
-        <w:t xml:space="preserve"> </w:t>
-      </w:r>
-      <w:r>
-        <w:t xml:space="preserve">toplanıyor:</w:t>
+        <w:t xml:space="preserve">Öncüllü sorularda uç cevaplar küçümsenmeyecek kadar sık: 5 yılın 68 öncüllü sorusunda %18</w:t>
       </w:r>
       <w:r>
         <w:t xml:space="preserve"> </w:t>
@@ -2730,16 +2714,13 @@
         <w:t xml:space="preserve">“</w:t>
       </w:r>
       <w:r>
-        <w:t xml:space="preserve">Yalnız I</w:t>
+        <w:t xml:space="preserve">Yalnız X</w:t>
       </w:r>
       <w:r>
         <w:t xml:space="preserve">”</w:t>
       </w:r>
       <w:r>
-        <w:t xml:space="preserve"> </w:t>
-      </w:r>
-      <w:r>
-        <w:t xml:space="preserve">gibi tek öncül ya da tüm öncüller. 2024’te 15 öncüllü sorunun 9’u böyle. 2023’te iki soruda</w:t>
+        <w:t xml:space="preserve">, %19 tüm öncüller, %63 ara kombinasyon. 2024’te bu eğilim en uçtaydı (15 sorunun 9’u uçta). 2023’te iki soruda</w:t>
       </w:r>
       <w:r>
         <w:t xml:space="preserve"> </w:t>
@@ -2817,13 +2798,13 @@
       </w:r>
     </w:p>
     <w:bookmarkEnd w:id="24"/>
-    <w:bookmarkStart w:id="25" w:name="ölçülen-bilgi-türü-5-yılın-en-sık-12si"/>
+    <w:bookmarkStart w:id="25" w:name="b-soru-tipi-alana-göre-çok-farklı"/>
     <w:p>
       <w:pPr>
         <w:pStyle w:val="Heading3"/>
       </w:pPr>
       <w:r>
-        <w:t xml:space="preserve">1.4 Ölçülen bilgi türü (5 yılın en sık 12’si)</w:t>
+        <w:t xml:space="preserve">1.3b Soru tipi alana göre çok farklı</w:t>
       </w:r>
     </w:p>
     <w:p>
@@ -2831,7 +2812,911 @@
         <w:pStyle w:val="FirstParagraph"/>
       </w:pPr>
       <w:r>
-        <w:t xml:space="preserve">Kapsam (kim/ne dahil-hariç) › Sınıflandırma kuralı › Matrah/kıymet unsuru › Usul/prosedür › Şart › Süre (+ süre başlangıcı) › Belge › Makam/yetki › Tanım › Oran/tutar/eşik › Hukuki sonuç › Yaptırım/ceza.</w:t>
+        <w:rPr>
+          <w:bCs/>
+          <w:b/>
+        </w:rPr>
+        <w:t xml:space="preserve">Alan × kök tipi (gerçek sınavlar; hesaplar hariç sözel sorular, %):</w:t>
+      </w:r>
+    </w:p>
+    <w:tbl>
+      <w:tblPr>
+        <w:tblStyle w:val="Table"/>
+        <w:tblW w:type="pct" w:w="5000"/>
+        <w:tblLook w:firstRow="1" w:lastRow="0" w:firstColumn="0" w:lastColumn="0" w:noHBand="0" w:noVBand="0" w:val="0020"/>
+        <w:jc w:val="start"/>
+      </w:tblPr>
+      <w:tblGrid>
+        <w:gridCol w:w="2227"/>
+        <w:gridCol w:w="866"/>
+        <w:gridCol w:w="866"/>
+        <w:gridCol w:w="866"/>
+        <w:gridCol w:w="990"/>
+        <w:gridCol w:w="990"/>
+        <w:gridCol w:w="1113"/>
+      </w:tblGrid>
+      <w:tr>
+        <w:trPr>
+          <w:tblHeader w:val="true"/>
+        </w:trPr>
+        <w:tc>
+          <w:tcPr/>
+          <w:p>
+            <w:pPr>
+              <w:pStyle w:val="Compact"/>
+              <w:jc w:val="left"/>
+            </w:pPr>
+            <w:r>
+              <w:t xml:space="preserve">Kök tipi</w:t>
+            </w:r>
+          </w:p>
+        </w:tc>
+        <w:tc>
+          <w:tcPr/>
+          <w:p>
+            <w:pPr>
+              <w:pStyle w:val="Compact"/>
+              <w:jc w:val="left"/>
+            </w:pPr>
+            <w:r>
+              <w:t xml:space="preserve">GM 5 yıl</w:t>
+            </w:r>
+          </w:p>
+        </w:tc>
+        <w:tc>
+          <w:tcPr/>
+          <w:p>
+            <w:pPr>
+              <w:pStyle w:val="Compact"/>
+              <w:jc w:val="left"/>
+            </w:pPr>
+            <w:r>
+              <w:t xml:space="preserve">GM 2024–25</w:t>
+            </w:r>
+          </w:p>
+        </w:tc>
+        <w:tc>
+          <w:tcPr/>
+          <w:p>
+            <w:pPr>
+              <w:pStyle w:val="Compact"/>
+              <w:jc w:val="left"/>
+            </w:pPr>
+            <w:r>
+              <w:t xml:space="preserve">Sair 5 yıl</w:t>
+            </w:r>
+          </w:p>
+        </w:tc>
+        <w:tc>
+          <w:tcPr/>
+          <w:p>
+            <w:pPr>
+              <w:pStyle w:val="Compact"/>
+              <w:jc w:val="left"/>
+            </w:pPr>
+            <w:r>
+              <w:t xml:space="preserve">Sair 2024–25</w:t>
+            </w:r>
+          </w:p>
+        </w:tc>
+        <w:tc>
+          <w:tcPr/>
+          <w:p>
+            <w:pPr>
+              <w:pStyle w:val="Compact"/>
+              <w:jc w:val="left"/>
+            </w:pPr>
+            <w:r>
+              <w:t xml:space="preserve">Tarife 5 yıl</w:t>
+            </w:r>
+          </w:p>
+        </w:tc>
+        <w:tc>
+          <w:tcPr/>
+          <w:p>
+            <w:pPr>
+              <w:pStyle w:val="Compact"/>
+              <w:jc w:val="left"/>
+            </w:pPr>
+            <w:r>
+              <w:t xml:space="preserve">Tarife 2024–25</w:t>
+            </w:r>
+          </w:p>
+        </w:tc>
+      </w:tr>
+      <w:tr>
+        <w:tc>
+          <w:tcPr/>
+          <w:p>
+            <w:pPr>
+              <w:pStyle w:val="Compact"/>
+              <w:jc w:val="left"/>
+            </w:pPr>
+            <w:r>
+              <w:t xml:space="preserve">Olumsuz</w:t>
+            </w:r>
+          </w:p>
+        </w:tc>
+        <w:tc>
+          <w:tcPr/>
+          <w:p>
+            <w:pPr>
+              <w:pStyle w:val="Compact"/>
+              <w:jc w:val="left"/>
+            </w:pPr>
+            <w:r>
+              <w:t xml:space="preserve">44</w:t>
+            </w:r>
+          </w:p>
+        </w:tc>
+        <w:tc>
+          <w:tcPr/>
+          <w:p>
+            <w:pPr>
+              <w:pStyle w:val="Compact"/>
+              <w:jc w:val="left"/>
+            </w:pPr>
+            <w:r>
+              <w:t xml:space="preserve">39</w:t>
+            </w:r>
+          </w:p>
+        </w:tc>
+        <w:tc>
+          <w:tcPr/>
+          <w:p>
+            <w:pPr>
+              <w:pStyle w:val="Compact"/>
+              <w:jc w:val="left"/>
+            </w:pPr>
+            <w:r>
+              <w:t xml:space="preserve">36</w:t>
+            </w:r>
+          </w:p>
+        </w:tc>
+        <w:tc>
+          <w:tcPr/>
+          <w:p>
+            <w:pPr>
+              <w:pStyle w:val="Compact"/>
+              <w:jc w:val="left"/>
+            </w:pPr>
+            <w:r>
+              <w:t xml:space="preserve">32</w:t>
+            </w:r>
+          </w:p>
+        </w:tc>
+        <w:tc>
+          <w:tcPr/>
+          <w:p>
+            <w:pPr>
+              <w:pStyle w:val="Compact"/>
+              <w:jc w:val="left"/>
+            </w:pPr>
+            <w:r>
+              <w:t xml:space="preserve">42</w:t>
+            </w:r>
+          </w:p>
+        </w:tc>
+        <w:tc>
+          <w:tcPr/>
+          <w:p>
+            <w:pPr>
+              <w:pStyle w:val="Compact"/>
+              <w:jc w:val="left"/>
+            </w:pPr>
+            <w:r>
+              <w:t xml:space="preserve">37</w:t>
+            </w:r>
+          </w:p>
+        </w:tc>
+      </w:tr>
+      <w:tr>
+        <w:tc>
+          <w:tcPr/>
+          <w:p>
+            <w:pPr>
+              <w:pStyle w:val="Compact"/>
+              <w:jc w:val="left"/>
+            </w:pPr>
+            <w:r>
+              <w:t xml:space="preserve">Düz (farklı olanı bul dahil)</w:t>
+            </w:r>
+          </w:p>
+        </w:tc>
+        <w:tc>
+          <w:tcPr/>
+          <w:p>
+            <w:pPr>
+              <w:pStyle w:val="Compact"/>
+              <w:jc w:val="left"/>
+            </w:pPr>
+            <w:r>
+              <w:t xml:space="preserve">18</w:t>
+            </w:r>
+          </w:p>
+        </w:tc>
+        <w:tc>
+          <w:tcPr/>
+          <w:p>
+            <w:pPr>
+              <w:pStyle w:val="Compact"/>
+              <w:jc w:val="left"/>
+            </w:pPr>
+            <w:r>
+              <w:t xml:space="preserve">13</w:t>
+            </w:r>
+          </w:p>
+        </w:tc>
+        <w:tc>
+          <w:tcPr/>
+          <w:p>
+            <w:pPr>
+              <w:pStyle w:val="Compact"/>
+              <w:jc w:val="left"/>
+            </w:pPr>
+            <w:r>
+              <w:t xml:space="preserve">27</w:t>
+            </w:r>
+          </w:p>
+        </w:tc>
+        <w:tc>
+          <w:tcPr/>
+          <w:p>
+            <w:pPr>
+              <w:pStyle w:val="Compact"/>
+              <w:jc w:val="left"/>
+            </w:pPr>
+            <w:r>
+              <w:t xml:space="preserve">22</w:t>
+            </w:r>
+          </w:p>
+        </w:tc>
+        <w:tc>
+          <w:tcPr/>
+          <w:p>
+            <w:pPr>
+              <w:pStyle w:val="Compact"/>
+              <w:jc w:val="left"/>
+            </w:pPr>
+            <w:r>
+              <w:t xml:space="preserve">34</w:t>
+            </w:r>
+          </w:p>
+        </w:tc>
+        <w:tc>
+          <w:tcPr/>
+          <w:p>
+            <w:pPr>
+              <w:pStyle w:val="Compact"/>
+              <w:jc w:val="left"/>
+            </w:pPr>
+            <w:r>
+              <w:t xml:space="preserve">43</w:t>
+            </w:r>
+          </w:p>
+        </w:tc>
+      </w:tr>
+      <w:tr>
+        <w:tc>
+          <w:tcPr/>
+          <w:p>
+            <w:pPr>
+              <w:pStyle w:val="Compact"/>
+              <w:jc w:val="left"/>
+            </w:pPr>
+            <w:r>
+              <w:t xml:space="preserve">Öncüllü</w:t>
+            </w:r>
+          </w:p>
+        </w:tc>
+        <w:tc>
+          <w:tcPr/>
+          <w:p>
+            <w:pPr>
+              <w:pStyle w:val="Compact"/>
+              <w:jc w:val="left"/>
+            </w:pPr>
+            <w:r>
+              <w:t xml:space="preserve">19</w:t>
+            </w:r>
+          </w:p>
+        </w:tc>
+        <w:tc>
+          <w:tcPr/>
+          <w:p>
+            <w:pPr>
+              <w:pStyle w:val="Compact"/>
+              <w:jc w:val="left"/>
+            </w:pPr>
+            <w:r>
+              <w:t xml:space="preserve">23</w:t>
+            </w:r>
+          </w:p>
+        </w:tc>
+        <w:tc>
+          <w:tcPr/>
+          <w:p>
+            <w:pPr>
+              <w:pStyle w:val="Compact"/>
+              <w:jc w:val="left"/>
+            </w:pPr>
+            <w:r>
+              <w:t xml:space="preserve">17</w:t>
+            </w:r>
+          </w:p>
+        </w:tc>
+        <w:tc>
+          <w:tcPr/>
+          <w:p>
+            <w:pPr>
+              <w:pStyle w:val="Compact"/>
+              <w:jc w:val="left"/>
+            </w:pPr>
+            <w:r>
+              <w:t xml:space="preserve">19</w:t>
+            </w:r>
+          </w:p>
+        </w:tc>
+        <w:tc>
+          <w:tcPr/>
+          <w:p>
+            <w:pPr>
+              <w:pStyle w:val="Compact"/>
+              <w:jc w:val="left"/>
+            </w:pPr>
+            <w:r>
+              <w:t xml:space="preserve">1</w:t>
+            </w:r>
+          </w:p>
+        </w:tc>
+        <w:tc>
+          <w:tcPr/>
+          <w:p>
+            <w:pPr>
+              <w:pStyle w:val="Compact"/>
+              <w:jc w:val="left"/>
+            </w:pPr>
+            <w:r>
+              <w:t xml:space="preserve">0</w:t>
+            </w:r>
+          </w:p>
+        </w:tc>
+      </w:tr>
+      <w:tr>
+        <w:tc>
+          <w:tcPr/>
+          <w:p>
+            <w:pPr>
+              <w:pStyle w:val="Compact"/>
+              <w:jc w:val="left"/>
+            </w:pPr>
+            <w:r>
+              <w:t xml:space="preserve">Doğru</w:t>
+            </w:r>
+          </w:p>
+        </w:tc>
+        <w:tc>
+          <w:tcPr/>
+          <w:p>
+            <w:pPr>
+              <w:pStyle w:val="Compact"/>
+              <w:jc w:val="left"/>
+            </w:pPr>
+            <w:r>
+              <w:t xml:space="preserve">9</w:t>
+            </w:r>
+          </w:p>
+        </w:tc>
+        <w:tc>
+          <w:tcPr/>
+          <w:p>
+            <w:pPr>
+              <w:pStyle w:val="Compact"/>
+              <w:jc w:val="left"/>
+            </w:pPr>
+            <w:r>
+              <w:t xml:space="preserve">10</w:t>
+            </w:r>
+          </w:p>
+        </w:tc>
+        <w:tc>
+          <w:tcPr/>
+          <w:p>
+            <w:pPr>
+              <w:pStyle w:val="Compact"/>
+              <w:jc w:val="left"/>
+            </w:pPr>
+            <w:r>
+              <w:t xml:space="preserve">6</w:t>
+            </w:r>
+          </w:p>
+        </w:tc>
+        <w:tc>
+          <w:tcPr/>
+          <w:p>
+            <w:pPr>
+              <w:pStyle w:val="Compact"/>
+              <w:jc w:val="left"/>
+            </w:pPr>
+            <w:r>
+              <w:t xml:space="preserve">5</w:t>
+            </w:r>
+          </w:p>
+        </w:tc>
+        <w:tc>
+          <w:tcPr/>
+          <w:p>
+            <w:pPr>
+              <w:pStyle w:val="Compact"/>
+              <w:jc w:val="left"/>
+            </w:pPr>
+            <w:r>
+              <w:t xml:space="preserve">9</w:t>
+            </w:r>
+          </w:p>
+        </w:tc>
+        <w:tc>
+          <w:tcPr/>
+          <w:p>
+            <w:pPr>
+              <w:pStyle w:val="Compact"/>
+              <w:jc w:val="left"/>
+            </w:pPr>
+            <w:r>
+              <w:t xml:space="preserve">6</w:t>
+            </w:r>
+          </w:p>
+        </w:tc>
+      </w:tr>
+      <w:tr>
+        <w:tc>
+          <w:tcPr/>
+          <w:p>
+            <w:pPr>
+              <w:pStyle w:val="Compact"/>
+              <w:jc w:val="left"/>
+            </w:pPr>
+            <w:r>
+              <w:t xml:space="preserve">Vaka</w:t>
+            </w:r>
+          </w:p>
+        </w:tc>
+        <w:tc>
+          <w:tcPr/>
+          <w:p>
+            <w:pPr>
+              <w:pStyle w:val="Compact"/>
+              <w:jc w:val="left"/>
+            </w:pPr>
+            <w:r>
+              <w:t xml:space="preserve">4</w:t>
+            </w:r>
+          </w:p>
+        </w:tc>
+        <w:tc>
+          <w:tcPr/>
+          <w:p>
+            <w:pPr>
+              <w:pStyle w:val="Compact"/>
+              <w:jc w:val="left"/>
+            </w:pPr>
+            <w:r>
+              <w:t xml:space="preserve">5</w:t>
+            </w:r>
+          </w:p>
+        </w:tc>
+        <w:tc>
+          <w:tcPr/>
+          <w:p>
+            <w:pPr>
+              <w:pStyle w:val="Compact"/>
+              <w:jc w:val="left"/>
+            </w:pPr>
+            <w:r>
+              <w:t xml:space="preserve">1</w:t>
+            </w:r>
+          </w:p>
+        </w:tc>
+        <w:tc>
+          <w:tcPr/>
+          <w:p>
+            <w:pPr>
+              <w:pStyle w:val="Compact"/>
+              <w:jc w:val="left"/>
+            </w:pPr>
+            <w:r>
+              <w:t xml:space="preserve">2</w:t>
+            </w:r>
+          </w:p>
+        </w:tc>
+        <w:tc>
+          <w:tcPr/>
+          <w:p>
+            <w:pPr>
+              <w:pStyle w:val="Compact"/>
+              <w:jc w:val="left"/>
+            </w:pPr>
+            <w:r>
+              <w:t xml:space="preserve">7</w:t>
+            </w:r>
+          </w:p>
+        </w:tc>
+        <w:tc>
+          <w:tcPr/>
+          <w:p>
+            <w:pPr>
+              <w:pStyle w:val="Compact"/>
+              <w:jc w:val="left"/>
+            </w:pPr>
+            <w:r>
+              <w:t xml:space="preserve">3</w:t>
+            </w:r>
+          </w:p>
+        </w:tc>
+      </w:tr>
+      <w:tr>
+        <w:tc>
+          <w:tcPr/>
+          <w:p>
+            <w:pPr>
+              <w:pStyle w:val="Compact"/>
+              <w:jc w:val="left"/>
+            </w:pPr>
+            <w:r>
+              <w:t xml:space="preserve">Kavram</w:t>
+            </w:r>
+          </w:p>
+        </w:tc>
+        <w:tc>
+          <w:tcPr/>
+          <w:p>
+            <w:pPr>
+              <w:pStyle w:val="Compact"/>
+              <w:jc w:val="left"/>
+            </w:pPr>
+            <w:r>
+              <w:t xml:space="preserve">2</w:t>
+            </w:r>
+          </w:p>
+        </w:tc>
+        <w:tc>
+          <w:tcPr/>
+          <w:p>
+            <w:pPr>
+              <w:pStyle w:val="Compact"/>
+              <w:jc w:val="left"/>
+            </w:pPr>
+            <w:r>
+              <w:t xml:space="preserve">4</w:t>
+            </w:r>
+          </w:p>
+        </w:tc>
+        <w:tc>
+          <w:tcPr/>
+          <w:p>
+            <w:pPr>
+              <w:pStyle w:val="Compact"/>
+              <w:jc w:val="left"/>
+            </w:pPr>
+            <w:r>
+              <w:t xml:space="preserve">5</w:t>
+            </w:r>
+          </w:p>
+        </w:tc>
+        <w:tc>
+          <w:tcPr/>
+          <w:p>
+            <w:pPr>
+              <w:pStyle w:val="Compact"/>
+              <w:jc w:val="left"/>
+            </w:pPr>
+            <w:r>
+              <w:t xml:space="preserve">6</w:t>
+            </w:r>
+          </w:p>
+        </w:tc>
+        <w:tc>
+          <w:tcPr/>
+          <w:p>
+            <w:pPr>
+              <w:pStyle w:val="Compact"/>
+              <w:jc w:val="left"/>
+            </w:pPr>
+            <w:r>
+              <w:t xml:space="preserve">3</w:t>
+            </w:r>
+          </w:p>
+        </w:tc>
+        <w:tc>
+          <w:tcPr/>
+          <w:p>
+            <w:pPr>
+              <w:pStyle w:val="Compact"/>
+              <w:jc w:val="left"/>
+            </w:pPr>
+            <w:r>
+              <w:t xml:space="preserve">6</w:t>
+            </w:r>
+          </w:p>
+        </w:tc>
+      </w:tr>
+      <w:tr>
+        <w:tc>
+          <w:tcPr/>
+          <w:p>
+            <w:pPr>
+              <w:pStyle w:val="Compact"/>
+              <w:jc w:val="left"/>
+            </w:pPr>
+            <w:r>
+              <w:t xml:space="preserve">Boşluk</w:t>
+            </w:r>
+          </w:p>
+        </w:tc>
+        <w:tc>
+          <w:tcPr/>
+          <w:p>
+            <w:pPr>
+              <w:pStyle w:val="Compact"/>
+              <w:jc w:val="left"/>
+            </w:pPr>
+            <w:r>
+              <w:t xml:space="preserve">3</w:t>
+            </w:r>
+          </w:p>
+        </w:tc>
+        <w:tc>
+          <w:tcPr/>
+          <w:p>
+            <w:pPr>
+              <w:pStyle w:val="Compact"/>
+              <w:jc w:val="left"/>
+            </w:pPr>
+            <w:r>
+              <w:t xml:space="preserve">4</w:t>
+            </w:r>
+          </w:p>
+        </w:tc>
+        <w:tc>
+          <w:tcPr/>
+          <w:p>
+            <w:pPr>
+              <w:pStyle w:val="Compact"/>
+              <w:jc w:val="left"/>
+            </w:pPr>
+            <w:r>
+              <w:t xml:space="preserve">4</w:t>
+            </w:r>
+          </w:p>
+        </w:tc>
+        <w:tc>
+          <w:tcPr/>
+          <w:p>
+            <w:pPr>
+              <w:pStyle w:val="Compact"/>
+              <w:jc w:val="left"/>
+            </w:pPr>
+            <w:r>
+              <w:t xml:space="preserve">6</w:t>
+            </w:r>
+          </w:p>
+        </w:tc>
+        <w:tc>
+          <w:tcPr/>
+          <w:p>
+            <w:pPr>
+              <w:pStyle w:val="Compact"/>
+              <w:jc w:val="left"/>
+            </w:pPr>
+            <w:r>
+              <w:t xml:space="preserve">1</w:t>
+            </w:r>
+          </w:p>
+        </w:tc>
+        <w:tc>
+          <w:tcPr/>
+          <w:p>
+            <w:pPr>
+              <w:pStyle w:val="Compact"/>
+              <w:jc w:val="left"/>
+            </w:pPr>
+            <w:r>
+              <w:t xml:space="preserve">0</w:t>
+            </w:r>
+          </w:p>
+        </w:tc>
+      </w:tr>
+      <w:tr>
+        <w:tc>
+          <w:tcPr/>
+          <w:p>
+            <w:pPr>
+              <w:pStyle w:val="Compact"/>
+              <w:jc w:val="left"/>
+            </w:pPr>
+            <w:r>
+              <w:t xml:space="preserve">Eşleştirme</w:t>
+            </w:r>
+          </w:p>
+        </w:tc>
+        <w:tc>
+          <w:tcPr/>
+          <w:p>
+            <w:pPr>
+              <w:pStyle w:val="Compact"/>
+              <w:jc w:val="left"/>
+            </w:pPr>
+            <w:r>
+              <w:t xml:space="preserve">2</w:t>
+            </w:r>
+          </w:p>
+        </w:tc>
+        <w:tc>
+          <w:tcPr/>
+          <w:p>
+            <w:pPr>
+              <w:pStyle w:val="Compact"/>
+              <w:jc w:val="left"/>
+            </w:pPr>
+            <w:r>
+              <w:t xml:space="preserve">2</w:t>
+            </w:r>
+          </w:p>
+        </w:tc>
+        <w:tc>
+          <w:tcPr/>
+          <w:p>
+            <w:pPr>
+              <w:pStyle w:val="Compact"/>
+              <w:jc w:val="left"/>
+            </w:pPr>
+            <w:r>
+              <w:t xml:space="preserve">5</w:t>
+            </w:r>
+          </w:p>
+        </w:tc>
+        <w:tc>
+          <w:tcPr/>
+          <w:p>
+            <w:pPr>
+              <w:pStyle w:val="Compact"/>
+              <w:jc w:val="left"/>
+            </w:pPr>
+            <w:r>
+              <w:t xml:space="preserve">8</w:t>
+            </w:r>
+          </w:p>
+        </w:tc>
+        <w:tc>
+          <w:tcPr/>
+          <w:p>
+            <w:pPr>
+              <w:pStyle w:val="Compact"/>
+              <w:jc w:val="left"/>
+            </w:pPr>
+            <w:r>
+              <w:t xml:space="preserve">1</w:t>
+            </w:r>
+          </w:p>
+        </w:tc>
+        <w:tc>
+          <w:tcPr/>
+          <w:p>
+            <w:pPr>
+              <w:pStyle w:val="Compact"/>
+              <w:jc w:val="left"/>
+            </w:pPr>
+            <w:r>
+              <w:t xml:space="preserve">3</w:t>
+            </w:r>
+          </w:p>
+        </w:tc>
+      </w:tr>
+      <w:tr>
+        <w:tc>
+          <w:tcPr/>
+          <w:p>
+            <w:pPr>
+              <w:pStyle w:val="Compact"/>
+              <w:jc w:val="left"/>
+            </w:pPr>
+            <w:r>
+              <w:t xml:space="preserve">Sıralama</w:t>
+            </w:r>
+          </w:p>
+        </w:tc>
+        <w:tc>
+          <w:tcPr/>
+          <w:p>
+            <w:pPr>
+              <w:pStyle w:val="Compact"/>
+              <w:jc w:val="left"/>
+            </w:pPr>
+            <w:r>
+              <w:t xml:space="preserve">0,5</w:t>
+            </w:r>
+          </w:p>
+        </w:tc>
+        <w:tc>
+          <w:tcPr/>
+          <w:p>
+            <w:pPr>
+              <w:pStyle w:val="Compact"/>
+              <w:jc w:val="left"/>
+            </w:pPr>
+            <w:r>
+              <w:t xml:space="preserve">0</w:t>
+            </w:r>
+          </w:p>
+        </w:tc>
+        <w:tc>
+          <w:tcPr/>
+          <w:p>
+            <w:pPr>
+              <w:pStyle w:val="Compact"/>
+              <w:jc w:val="left"/>
+            </w:pPr>
+            <w:r>
+              <w:t xml:space="preserve">1</w:t>
+            </w:r>
+          </w:p>
+        </w:tc>
+        <w:tc>
+          <w:tcPr/>
+          <w:p>
+            <w:pPr>
+              <w:pStyle w:val="Compact"/>
+              <w:jc w:val="left"/>
+            </w:pPr>
+            <w:r>
+              <w:t xml:space="preserve">0</w:t>
+            </w:r>
+          </w:p>
+        </w:tc>
+        <w:tc>
+          <w:tcPr/>
+          <w:p>
+            <w:pPr>
+              <w:pStyle w:val="Compact"/>
+              <w:jc w:val="left"/>
+            </w:pPr>
+            <w:r>
+              <w:t xml:space="preserve">1</w:t>
+            </w:r>
+          </w:p>
+        </w:tc>
+        <w:tc>
+          <w:tcPr/>
+          <w:p>
+            <w:pPr>
+              <w:pStyle w:val="Compact"/>
+              <w:jc w:val="left"/>
+            </w:pPr>
+            <w:r>
+              <w:t xml:space="preserve">3</w:t>
+            </w:r>
+          </w:p>
+        </w:tc>
+      </w:tr>
+    </w:tbl>
+    <w:p>
+      <w:pPr>
+        <w:pStyle w:val="BodyText"/>
+      </w:pPr>
+      <w:r>
+        <w:t xml:space="preserve">Öncüllü sorular (68 adet): öncül sayısı 4 → %54, 5 → %26, 3 → %19. Doğru cevap: ara kombinasyon %63, tek öncül (</w:t>
+      </w:r>
+      <w:r>
+        <w:t xml:space="preserve">“</w:t>
+      </w:r>
+      <w:r>
+        <w:t xml:space="preserve">Yalnız X</w:t>
+      </w:r>
+      <w:r>
+        <w:t xml:space="preserve">”</w:t>
+      </w:r>
+      <w:r>
+        <w:t xml:space="preserve">) %18, tüm öncüller %19. Tarifede öncüllü soru 5 yılda yalnız 1 kez kullanıldı.</w:t>
       </w:r>
     </w:p>
     <w:p>
@@ -2849,6 +3734,60 @@
         <w:t xml:space="preserve"> </w:t>
       </w:r>
       <w:r>
+        <w:t xml:space="preserve">Tarifede öncüllü soru yok denecek kadar az; tarife</w:t>
+      </w:r>
+      <w:r>
+        <w:t xml:space="preserve"> </w:t>
+      </w:r>
+      <w:r>
+        <w:t xml:space="preserve">“</w:t>
+      </w:r>
+      <w:r>
+        <w:t xml:space="preserve">farklı olanı bul / hangi fasılda</w:t>
+      </w:r>
+      <w:r>
+        <w:t xml:space="preserve">”</w:t>
+      </w:r>
+      <w:r>
+        <w:t xml:space="preserve"> </w:t>
+      </w:r>
+      <w:r>
+        <w:t xml:space="preserve">ve olumsuz kökle soruluyor. Öncüllü soru gümrük mevzuatı ve sairin aracı. Eşleştirme ve boşluk en çok sairde (ülke–belge, tebliğ–kurum, eşik–belge). Gümrük mevzuatında olumsuz kök hâlâ en büyük pay, ama öncüllüye doğru kayıyor.</w:t>
+      </w:r>
+    </w:p>
+    <w:bookmarkEnd w:id="25"/>
+    <w:bookmarkStart w:id="26" w:name="ölçülen-bilgi-türü-5-yılın-en-sık-12si"/>
+    <w:p>
+      <w:pPr>
+        <w:pStyle w:val="Heading3"/>
+      </w:pPr>
+      <w:r>
+        <w:t xml:space="preserve">1.4 Ölçülen bilgi türü (5 yılın en sık 12’si)</w:t>
+      </w:r>
+    </w:p>
+    <w:p>
+      <w:pPr>
+        <w:pStyle w:val="FirstParagraph"/>
+      </w:pPr>
+      <w:r>
+        <w:t xml:space="preserve">Kapsam (kim/ne dahil-hariç) › Sınıflandırma kuralı › Matrah/kıymet unsuru › Usul/prosedür › Şart › Süre (+ süre başlangıcı) › Belge › Makam/yetki › Tanım › Oran/tutar/eşik › Hukuki sonuç › Yaptırım/ceza.</w:t>
+      </w:r>
+    </w:p>
+    <w:p>
+      <w:pPr>
+        <w:pStyle w:val="BodyText"/>
+      </w:pPr>
+      <w:r>
+        <w:rPr>
+          <w:bCs/>
+          <w:b/>
+        </w:rPr>
+        <w:t xml:space="preserve">Okuma:</w:t>
+      </w:r>
+      <w:r>
+        <w:t xml:space="preserve"> </w:t>
+      </w:r>
+      <w:r>
         <w:t xml:space="preserve">En çok sorulan bilgi</w:t>
       </w:r>
       <w:r>
@@ -2889,8 +3828,8 @@
         <w:t xml:space="preserve">dörtlüsü sözel soruların omurgası. Bunların hepsi çeldirici üretmeye çok elverişli (komşu sayı, komşu makam, komşu belge).</w:t>
       </w:r>
     </w:p>
-    <w:bookmarkEnd w:id="25"/>
-    <w:bookmarkStart w:id="26" w:name="biçimsel-izler"/>
+    <w:bookmarkEnd w:id="26"/>
+    <w:bookmarkStart w:id="27" w:name="biçimsel-izler"/>
     <w:p>
       <w:pPr>
         <w:pStyle w:val="Heading3"/>
@@ -3326,9 +4265,9 @@
         </w:pict>
       </w:r>
     </w:p>
-    <w:bookmarkEnd w:id="26"/>
     <w:bookmarkEnd w:id="27"/>
-    <w:bookmarkStart w:id="40" w:name="X77c4dcb6a293c8715e708822cacadab55cd42b2"/>
+    <w:bookmarkEnd w:id="28"/>
+    <w:bookmarkStart w:id="41" w:name="X77c4dcb6a293c8715e708822cacadab55cd42b2"/>
     <w:p>
       <w:pPr>
         <w:pStyle w:val="Heading2"/>
@@ -3337,7 +4276,7 @@
         <w:t xml:space="preserve">2. SORU YAZARININ 12 KURALI (veriden çıkarılmış)</w:t>
       </w:r>
     </w:p>
-    <w:bookmarkStart w:id="28" w:name="Xcf6648cd06664a871cacb9fe70393bc376d064a"/>
+    <w:bookmarkStart w:id="29" w:name="Xcf6648cd06664a871cacb9fe70393bc376d064a"/>
     <w:p>
       <w:pPr>
         <w:pStyle w:val="Heading3"/>
@@ -3642,8 +4581,8 @@
         <w:t xml:space="preserve">İtiraz riskini sıfıra yaklaştırmak. Dört şık mevzuatın kendisi olduğu için tartışılamaz; bozulan unsur da tartışmasız yanlıştır.</w:t>
       </w:r>
     </w:p>
-    <w:bookmarkEnd w:id="28"/>
-    <w:bookmarkStart w:id="29" w:name="kural-2-benzer-iki-kuralı-yan-yana-koy"/>
+    <w:bookmarkEnd w:id="29"/>
+    <w:bookmarkStart w:id="30" w:name="kural-2-benzer-iki-kuralı-yan-yana-koy"/>
     <w:p>
       <w:pPr>
         <w:pStyle w:val="Heading3"/>
@@ -3793,8 +4732,8 @@
         <w:t xml:space="preserve">2023/2: müsadere (adli, 5607) ile mülkiyetin kamuya geçirilmesi (idari, 5326)</w:t>
       </w:r>
     </w:p>
-    <w:bookmarkEnd w:id="29"/>
-    <w:bookmarkStart w:id="30" w:name="kural-3-listeyi-sor-listeye-yabancı-ekle"/>
+    <w:bookmarkEnd w:id="30"/>
+    <w:bookmarkStart w:id="31" w:name="kural-3-listeyi-sor-listeye-yabancı-ekle"/>
     <w:p>
       <w:pPr>
         <w:pStyle w:val="Heading3"/>
@@ -3991,8 +4930,8 @@
         <w:t xml:space="preserve">2025/71: TIR’a taraf olmayan Libya (yeni taraf BAE ise çeldirici)</w:t>
       </w:r>
     </w:p>
-    <w:bookmarkEnd w:id="30"/>
-    <w:bookmarkStart w:id="31" w:name="kural-4-sayıyı-komşusuyla-sor"/>
+    <w:bookmarkEnd w:id="31"/>
+    <w:bookmarkStart w:id="32" w:name="kural-4-sayıyı-komşusuyla-sor"/>
     <w:p>
       <w:pPr>
         <w:pStyle w:val="Heading3"/>
@@ -4115,8 +5054,8 @@
         <w:t xml:space="preserve">İki boyutlu bilgi (ölçüt × oran, süre × başlangıç, makam × işlem) çapraz eşlenerek 5 şık üretiliyor; bir hücre doğru, dördü yanlış.</w:t>
       </w:r>
     </w:p>
-    <w:bookmarkEnd w:id="31"/>
-    <w:bookmarkStart w:id="32" w:name="kural-5-makamı-kaydır"/>
+    <w:bookmarkEnd w:id="32"/>
+    <w:bookmarkStart w:id="33" w:name="kural-5-makamı-kaydır"/>
     <w:p>
       <w:pPr>
         <w:pStyle w:val="Heading3"/>
@@ -4247,8 +5186,8 @@
         <w:t xml:space="preserve">(doğrusu: Cumhurbaşkanı)</w:t>
       </w:r>
     </w:p>
-    <w:bookmarkEnd w:id="32"/>
-    <w:bookmarkStart w:id="33" w:name="kural-6-mutlak-ifade-alarm"/>
+    <w:bookmarkEnd w:id="33"/>
+    <w:bookmarkStart w:id="34" w:name="kural-6-mutlak-ifade-alarm"/>
     <w:p>
       <w:pPr>
         <w:pStyle w:val="Heading3"/>
@@ -4502,8 +5441,8 @@
         <w:t xml:space="preserve">(2025/31) gibi kısıtlayıcı ifade serbest olan bir kuralı bozuyor.</w:t>
       </w:r>
     </w:p>
-    <w:bookmarkEnd w:id="33"/>
-    <w:bookmarkStart w:id="34" w:name="kural-7-olayın-türünü-ters-koy"/>
+    <w:bookmarkEnd w:id="34"/>
+    <w:bookmarkStart w:id="35" w:name="kural-7-olayın-türünü-ters-koy"/>
     <w:p>
       <w:pPr>
         <w:pStyle w:val="Heading3"/>
@@ -4532,8 +5471,8 @@
         <w:t xml:space="preserve">Sorumluluğu kaldıran davranış sorumluluk doğuran hâllerin arasına (2021/33), yükümlülüğü sona erdiren olay yükümlülüğü doğuranların arasına (2021/38), ticari başarısızlık geri verme sebebinin arasına (2021/34), iptal sebebi askıya alma sebeplerinin arasına (2025/90) konuyor.</w:t>
       </w:r>
     </w:p>
-    <w:bookmarkEnd w:id="34"/>
-    <w:bookmarkStart w:id="35" w:name="kural-8-kavramın-etiketini-değiştir"/>
+    <w:bookmarkEnd w:id="35"/>
+    <w:bookmarkStart w:id="36" w:name="kural-8-kavramın-etiketini-değiştir"/>
     <w:p>
       <w:pPr>
         <w:pStyle w:val="Heading3"/>
@@ -4691,8 +5630,8 @@
         <w:t xml:space="preserve">gibi uydurma kavramlar</w:t>
       </w:r>
     </w:p>
-    <w:bookmarkEnd w:id="35"/>
-    <w:bookmarkStart w:id="36" w:name="kural-9-rejimden-rejime-hüküm-taşı"/>
+    <w:bookmarkEnd w:id="36"/>
+    <w:bookmarkStart w:id="37" w:name="kural-9-rejimden-rejime-hüküm-taşı"/>
     <w:p>
       <w:pPr>
         <w:pStyle w:val="Heading3"/>
@@ -4769,8 +5708,8 @@
         <w:t xml:space="preserve">2025/65-A: ulusal teminat ortak transite</w:t>
       </w:r>
     </w:p>
-    <w:bookmarkEnd w:id="36"/>
-    <w:bookmarkStart w:id="37" w:name="kural-10-hesapta-kural-aritmetik-değil"/>
+    <w:bookmarkEnd w:id="37"/>
+    <w:bookmarkStart w:id="38" w:name="kural-10-hesapta-kural-aritmetik-değil"/>
     <w:p>
       <w:pPr>
         <w:pStyle w:val="Heading3"/>
@@ -4923,8 +5862,8 @@
         <w:t xml:space="preserve">Daha önce 2 no.lu KDV beyannamesiyle ödenmiş KDV gümrükte tekrar alınmaz (2025/14). Antrepo işleticisinin fatura ettiği KDV mahsup edilir (2025/12). Gözetim farkına isabet eden KDV indirilemez (2024/29).</w:t>
       </w:r>
     </w:p>
-    <w:bookmarkEnd w:id="37"/>
-    <w:bookmarkStart w:id="38" w:name="kural-11-sınav-yılının-mevzuatını-sor"/>
+    <w:bookmarkEnd w:id="38"/>
+    <w:bookmarkStart w:id="39" w:name="kural-11-sınav-yılının-mevzuatını-sor"/>
     <w:p>
       <w:pPr>
         <w:pStyle w:val="Heading3"/>
@@ -4953,8 +5892,8 @@
         <w:t xml:space="preserve">Vaka tarihleri sınav yılına göre kuruluyor (zamanaşımı ve kullanılmış taşıt yaşı buna göre hesaplanıyor). Rakamlar o yılın güncel rakamı: asgari ücret tarifesi (2022/56, 2024/100: 44.085 TL), götürü teminat tutarları, posta eşiği (2023: 150 Avro, 2025: 30 Avro), nakit beyan eşiği (2025: 185.000 TL).</w:t>
       </w:r>
     </w:p>
-    <w:bookmarkEnd w:id="38"/>
-    <w:bookmarkStart w:id="39" w:name="kural-12-seri-kur-çapraz-ipucu-bırak"/>
+    <w:bookmarkEnd w:id="39"/>
+    <w:bookmarkStart w:id="40" w:name="kural-12-seri-kur-çapraz-ipucu-bırak"/>
     <w:p>
       <w:pPr>
         <w:pStyle w:val="Heading3"/>
@@ -5021,9 +5960,9 @@
         </w:pict>
       </w:r>
     </w:p>
-    <w:bookmarkEnd w:id="39"/>
     <w:bookmarkEnd w:id="40"/>
-    <w:bookmarkStart w:id="45" w:name="konu-haritasi-5-yılda-ne-kadar-sorulmuş"/>
+    <w:bookmarkEnd w:id="41"/>
+    <w:bookmarkStart w:id="46" w:name="konu-haritasi-5-yılda-ne-kadar-sorulmuş"/>
     <w:p>
       <w:pPr>
         <w:pStyle w:val="Heading2"/>
@@ -5040,7 +5979,7 @@
         <w:t xml:space="preserve">500 soru 45 kanonik konuya tek tek (anahtar kelimeyle değil, soru okunarak) eşlendi. Hesap soruları içerik konusuna dağıtıldı. Bu yüzden gruplar 1.1’deki alan tablosundan farklıdır.</w:t>
       </w:r>
     </w:p>
-    <w:bookmarkStart w:id="41" w:name="grup-toplamları"/>
+    <w:bookmarkStart w:id="42" w:name="grup-toplamları"/>
     <w:p>
       <w:pPr>
         <w:pStyle w:val="Heading3"/>
@@ -5433,8 +6372,8 @@
         <w:t xml:space="preserve">Hesap sorularının konusu (59 soru): gümrük kıymeti 32 · KDV matrahı 9 · ceza/uzlaşma 7 · ÖTV 4 · antrepo teminatı 2 · İGV/MIN-MAX 2 · gözetim 1 · geçici ithalat faizi 1 · ihracat bedeli 1.</w:t>
       </w:r>
     </w:p>
-    <w:bookmarkEnd w:id="41"/>
-    <w:bookmarkStart w:id="42" w:name="konu-yıl-frekansı-45-konunun-tamamı"/>
+    <w:bookmarkEnd w:id="42"/>
+    <w:bookmarkStart w:id="43" w:name="konu-yıl-frekansı-45-konunun-tamamı"/>
     <w:p>
       <w:pPr>
         <w:pStyle w:val="Heading3"/>
@@ -10230,8 +11169,8 @@
         <w:t xml:space="preserve">5607 (10 → 2), özet beyan (7 → 0), genel hükümler ve tanımlar (6 → 0), posta-hızlı kargo (4 → 1), dış ticaret işlemleri (5 → 1).</w:t>
       </w:r>
     </w:p>
-    <w:bookmarkEnd w:id="42"/>
-    <w:bookmarkStart w:id="43" w:name="mikro-konular-en-çok-sorulan-aynı-bilgi"/>
+    <w:bookmarkEnd w:id="43"/>
+    <w:bookmarkStart w:id="44" w:name="mikro-konular-en-çok-sorulan-aynı-bilgi"/>
     <w:p>
       <w:pPr>
         <w:pStyle w:val="Heading3"/>
@@ -10686,8 +11625,8 @@
         </w:tc>
       </w:tr>
     </w:tbl>
-    <w:bookmarkEnd w:id="43"/>
-    <w:bookmarkStart w:id="44" w:name="tarifede-birebir-tekrar-eden-bilgiler"/>
+    <w:bookmarkEnd w:id="44"/>
+    <w:bookmarkStart w:id="45" w:name="tarifede-birebir-tekrar-eden-bilgiler"/>
     <w:p>
       <w:pPr>
         <w:pStyle w:val="Heading3"/>
@@ -10878,9 +11817,9 @@
         </w:pict>
       </w:r>
     </w:p>
-    <w:bookmarkEnd w:id="44"/>
     <w:bookmarkEnd w:id="45"/>
-    <w:bookmarkStart w:id="50" w:name="alan-alan-bakanlık-neyi-hedefliyor"/>
+    <w:bookmarkEnd w:id="46"/>
+    <w:bookmarkStart w:id="51" w:name="alan-alan-bakanlık-neyi-hedefliyor"/>
     <w:p>
       <w:pPr>
         <w:pStyle w:val="Heading2"/>
@@ -10889,7 +11828,7 @@
         <w:t xml:space="preserve">4. ALAN ALAN: Bakanlık neyi hedefliyor?</w:t>
       </w:r>
     </w:p>
-    <w:bookmarkStart w:id="46" w:name="gümrük-mevzuatı-yılda-4044-soru"/>
+    <w:bookmarkStart w:id="47" w:name="gümrük-mevzuatı-yılda-4044-soru"/>
     <w:p>
       <w:pPr>
         <w:pStyle w:val="Heading3"/>
@@ -11048,8 +11987,8 @@
         <w:t xml:space="preserve">Tarihli vaka: tescil, izin süresi ve kati ithalat tarihlerinden hangisi esas alınır (2025/88)</w:t>
       </w:r>
     </w:p>
-    <w:bookmarkEnd w:id="46"/>
-    <w:bookmarkStart w:id="47" w:name="sair-mevzuat-yılda-2532-soru"/>
+    <w:bookmarkEnd w:id="47"/>
+    <w:bookmarkStart w:id="48" w:name="sair-mevzuat-yılda-2532-soru"/>
     <w:p>
       <w:pPr>
         <w:pStyle w:val="Heading3"/>
@@ -11256,8 +12195,8 @@
         <w:t xml:space="preserve">ülke–belge eşleştirmesi, tebliğ–kurum eşleştirmesi, liste soruları (hangisi taraf değildir / hangisi listede yer almaz), eşik + belge boşluğu (185.000 TL / nakit beyan formu).</w:t>
       </w:r>
     </w:p>
-    <w:bookmarkEnd w:id="47"/>
-    <w:bookmarkStart w:id="48" w:name="tarife-yılda-1318-soru-tek-blok"/>
+    <w:bookmarkEnd w:id="48"/>
+    <w:bookmarkStart w:id="49" w:name="tarife-yılda-1318-soru-tek-blok"/>
     <w:p>
       <w:pPr>
         <w:pStyle w:val="Heading3"/>
@@ -11653,8 +12592,8 @@
         <w:t xml:space="preserve">(kauçuktan sandalye → 40 yerine 94).</w:t>
       </w:r>
     </w:p>
-    <w:bookmarkEnd w:id="48"/>
-    <w:bookmarkStart w:id="49" w:name="hesaplama-yılda-916-soru"/>
+    <w:bookmarkEnd w:id="49"/>
+    <w:bookmarkStart w:id="50" w:name="hesaplama-yılda-916-soru"/>
     <w:p>
       <w:pPr>
         <w:pStyle w:val="Heading3"/>
@@ -12559,9 +13498,9 @@
         </w:pict>
       </w:r>
     </w:p>
-    <w:bookmarkEnd w:id="49"/>
     <w:bookmarkEnd w:id="50"/>
-    <w:bookmarkStart w:id="51" w:name="trendler-2021-2025"/>
+    <w:bookmarkEnd w:id="51"/>
+    <w:bookmarkStart w:id="52" w:name="trendler-2021-2025"/>
     <w:p>
       <w:pPr>
         <w:pStyle w:val="Heading2"/>
@@ -12915,8 +13854,8 @@
         </w:pict>
       </w:r>
     </w:p>
-    <w:bookmarkEnd w:id="51"/>
-    <w:bookmarkStart w:id="52" w:name="sinavi-için-çikarimlar"/>
+    <w:bookmarkEnd w:id="52"/>
+    <w:bookmarkStart w:id="53" w:name="sinavi-için-çikarimlar"/>
     <w:p>
       <w:pPr>
         <w:pStyle w:val="Heading2"/>
@@ -13215,8 +14154,8 @@
         </w:pict>
       </w:r>
     </w:p>
-    <w:bookmarkEnd w:id="52"/>
-    <w:bookmarkStart w:id="53" w:name="Xa2277bedd220d5b1bad9d5ae518a1162aba3a16"/>
+    <w:bookmarkEnd w:id="53"/>
+    <w:bookmarkStart w:id="54" w:name="Xa2277bedd220d5b1bad9d5ae518a1162aba3a16"/>
     <w:p>
       <w:pPr>
         <w:pStyle w:val="Heading2"/>
@@ -13536,8 +14475,8 @@
         </w:pict>
       </w:r>
     </w:p>
-    <w:bookmarkEnd w:id="53"/>
-    <w:bookmarkStart w:id="54" w:name="öğrenciye-strateji-özeti-bonus"/>
+    <w:bookmarkEnd w:id="54"/>
+    <w:bookmarkStart w:id="55" w:name="öğrenciye-strateji-özeti-bonus"/>
     <w:p>
       <w:pPr>
         <w:pStyle w:val="Heading2"/>
@@ -13714,8 +14653,8 @@
         <w:t xml:space="preserve">Sınav içinde aynı hüküm iki kez geçebilir; kökler ve doğru öncüller birbirine ipucu verebilir.</w:t>
       </w:r>
     </w:p>
-    <w:bookmarkEnd w:id="54"/>
     <w:bookmarkEnd w:id="55"/>
+    <w:bookmarkEnd w:id="56"/>
     <w:sectPr/>
   </w:body>
 </w:document>

--- a/00-SORU-YAZARI-ANALIZI-VE-PROMPTLAR/01-ANALIZ_Bakanlik-Soru-Yazarinin-Zihni_2021-2025.docx
+++ b/00-SORU-YAZARI-ANALIZI-VE-PROMPTLAR/01-ANALIZ_Bakanlik-Soru-Yazarinin-Zihni_2021-2025.docx
@@ -2,7 +2,7 @@
 <file path=word/document.xml><?xml version="1.0" encoding="utf-8"?>
 <w:document xmlns:w="http://schemas.openxmlformats.org/wordprocessingml/2006/main" xmlns:m="http://schemas.openxmlformats.org/officeDocument/2006/math" xmlns:r="http://schemas.openxmlformats.org/officeDocument/2006/relationships" xmlns:o="urn:schemas-microsoft-com:office:office" xmlns:v="urn:schemas-microsoft-com:vml" xmlns:w10="urn:schemas-microsoft-com:office:word" xmlns:a="http://schemas.openxmlformats.org/drawingml/2006/main" xmlns:pic="http://schemas.openxmlformats.org/drawingml/2006/picture" xmlns:wp="http://schemas.openxmlformats.org/drawingml/2006/wordprocessingDrawing">
   <w:body>
-    <w:bookmarkStart w:id="56" w:name="bakanlik-soru-yazarinin-zihni"/>
+    <w:bookmarkStart w:id="57" w:name="bakanlik-soru-yazarinin-zihni"/>
     <w:p>
       <w:pPr>
         <w:pStyle w:val="Heading1"/>
@@ -462,7 +462,7 @@
         <w:t xml:space="preserve"> </w:t>
       </w:r>
       <w:r>
-        <w:t xml:space="preserve">Her yıl yaklaşık 8–12 soru o yıl veya bir önceki yıl yürürlüğe giren düzenlemeye dayanıyor. Örnekler: HS 2022, KDV %20, yeni STA/TTA’lar, posta/hızlı kargo eşikleri, nakit beyan eşiği, asgari ücret tarifesi (her yıl!), yeniden değerlenen teminat tutarları, yıllık ithalat denetimi tebliğleri.</w:t>
+        <w:t xml:space="preserve">Dar tanımla (o yıl veya bir önceki yıl yürürlüğe giren düzenleme) 5 yılda 14 soru: 2022’de 8 (HS 2022 ve 2022 tebliğleri), diğer yıllarda 0–4. Buna ek olarak her yıl birkaç soru yıllık güncellenen bir rakamı ya da eşiği bilmeyi gerektiriyor. Örnekler: HS 2022, KDV %20, yeni STA/TTA’lar, posta/hızlı kargo eşikleri, nakit beyan eşiği, asgari ücret tarifesi (her yıl!), yeniden değerlenen teminat tutarları, yıllık ithalat denetimi tebliğleri.</w:t>
       </w:r>
     </w:p>
     <w:p>
@@ -506,7 +506,22 @@
         <w:t xml:space="preserve"> </w:t>
       </w:r>
       <w:r>
-        <w:t xml:space="preserve">2021’de soruların %55’i düz olumsuz kökle sorulurken 2025’te bu oran %30’a indi. Öncüllü (4 → 17), boşluk (0 → 5) ve eşleştirme (1 → 5) soruları arttı. Amaç eleme stratejisini kırmak ve bir soruda birden çok bilgiyi ölçmek.</w:t>
+        <w:t xml:space="preserve">2021’de soruların %53’ü olumsuz kökle sorulurken 2025’te bu oran %30’a indi. Öncüllü (4 → 17), boşluk (0 → 5) ve eşleştirme (2 → 5) soruları arttı. Amaç eleme stratejisini kırmak ve bir soruda birden çok bilgiyi ölçmek. 39 alt tipin sayımı, gerçek örnekleri ve üretim tarifleri</w:t>
+      </w:r>
+      <w:r>
+        <w:t xml:space="preserve"> </w:t>
+      </w:r>
+      <w:r>
+        <w:rPr>
+          <w:rStyle w:val="VerbatimChar"/>
+        </w:rPr>
+        <w:t xml:space="preserve">12-SORU-TIPI-KATALOGU</w:t>
+      </w:r>
+      <w:r>
+        <w:t xml:space="preserve"> </w:t>
+      </w:r>
+      <w:r>
+        <w:t xml:space="preserve">dosyasındadır.</w:t>
       </w:r>
     </w:p>
     <w:p>
@@ -574,7 +589,7 @@
       </w:r>
     </w:p>
     <w:bookmarkEnd w:id="21"/>
-    <w:bookmarkStart w:id="28" w:name="sinavin-mimarisi-5-yılın-sayıları"/>
+    <w:bookmarkStart w:id="29" w:name="sinavin-mimarisi-5-yılın-sayıları"/>
     <w:p>
       <w:pPr>
         <w:pStyle w:val="Heading2"/>
@@ -1731,7 +1746,7 @@
               <w:jc w:val="left"/>
             </w:pPr>
             <w:r>
-              <w:t xml:space="preserve">55</w:t>
+              <w:t xml:space="preserve">53</w:t>
             </w:r>
           </w:p>
         </w:tc>
@@ -1755,7 +1770,7 @@
               <w:jc w:val="left"/>
             </w:pPr>
             <w:r>
-              <w:t xml:space="preserve">27</w:t>
+              <w:t xml:space="preserve">28</w:t>
             </w:r>
           </w:p>
         </w:tc>
@@ -1821,31 +1836,31 @@
               <w:jc w:val="left"/>
             </w:pPr>
             <w:r>
-              <w:t xml:space="preserve">20</w:t>
-            </w:r>
-          </w:p>
-        </w:tc>
-        <w:tc>
-          <w:tcPr/>
-          <w:p>
-            <w:pPr>
-              <w:pStyle w:val="Compact"/>
-              <w:jc w:val="left"/>
-            </w:pPr>
-            <w:r>
-              <w:t xml:space="preserve">22</w:t>
-            </w:r>
-          </w:p>
-        </w:tc>
-        <w:tc>
-          <w:tcPr/>
-          <w:p>
-            <w:pPr>
-              <w:pStyle w:val="Compact"/>
-              <w:jc w:val="left"/>
-            </w:pPr>
-            <w:r>
-              <w:t xml:space="preserve">22</w:t>
+              <w:t xml:space="preserve">23</w:t>
+            </w:r>
+          </w:p>
+        </w:tc>
+        <w:tc>
+          <w:tcPr/>
+          <w:p>
+            <w:pPr>
+              <w:pStyle w:val="Compact"/>
+              <w:jc w:val="left"/>
+            </w:pPr>
+            <w:r>
+              <w:t xml:space="preserve">21</w:t>
+            </w:r>
+          </w:p>
+        </w:tc>
+        <w:tc>
+          <w:tcPr/>
+          <w:p>
+            <w:pPr>
+              <w:pStyle w:val="Compact"/>
+              <w:jc w:val="left"/>
+            </w:pPr>
+            <w:r>
+              <w:t xml:space="preserve">21</w:t>
             </w:r>
           </w:p>
         </w:tc>
@@ -1947,7 +1962,7 @@
               <w:jc w:val="left"/>
             </w:pPr>
             <w:r>
-              <w:t xml:space="preserve">14</w:t>
+              <w:t xml:space="preserve">15</w:t>
             </w:r>
           </w:p>
         </w:tc>
@@ -1975,7 +1990,7 @@
                 <w:bCs/>
                 <w:b/>
               </w:rPr>
-              <w:t xml:space="preserve">13</w:t>
+              <w:t xml:space="preserve">13,4</w:t>
             </w:r>
           </w:p>
         </w:tc>
@@ -2065,7 +2080,7 @@
                 <w:bCs/>
                 <w:b/>
               </w:rPr>
-              <w:t xml:space="preserve">12</w:t>
+              <w:t xml:space="preserve">11,8</w:t>
             </w:r>
           </w:p>
         </w:tc>
@@ -2097,31 +2112,31 @@
               <w:jc w:val="left"/>
             </w:pPr>
             <w:r>
-              <w:t xml:space="preserve">6</w:t>
-            </w:r>
-          </w:p>
-        </w:tc>
-        <w:tc>
-          <w:tcPr/>
-          <w:p>
-            <w:pPr>
-              <w:pStyle w:val="Compact"/>
-              <w:jc w:val="left"/>
-            </w:pPr>
-            <w:r>
-              <w:t xml:space="preserve">11</w:t>
-            </w:r>
-          </w:p>
-        </w:tc>
-        <w:tc>
-          <w:tcPr/>
-          <w:p>
-            <w:pPr>
-              <w:pStyle w:val="Compact"/>
-              <w:jc w:val="left"/>
-            </w:pPr>
-            <w:r>
               <w:t xml:space="preserve">4</w:t>
+            </w:r>
+          </w:p>
+        </w:tc>
+        <w:tc>
+          <w:tcPr/>
+          <w:p>
+            <w:pPr>
+              <w:pStyle w:val="Compact"/>
+              <w:jc w:val="left"/>
+            </w:pPr>
+            <w:r>
+              <w:t xml:space="preserve">12</w:t>
+            </w:r>
+          </w:p>
+        </w:tc>
+        <w:tc>
+          <w:tcPr/>
+          <w:p>
+            <w:pPr>
+              <w:pStyle w:val="Compact"/>
+              <w:jc w:val="left"/>
+            </w:pPr>
+            <w:r>
+              <w:t xml:space="preserve">5</w:t>
             </w:r>
           </w:p>
         </w:tc>
@@ -2161,7 +2176,7 @@
                 <w:bCs/>
                 <w:b/>
               </w:rPr>
-              <w:t xml:space="preserve">7</w:t>
+              <w:t xml:space="preserve">6,8</w:t>
             </w:r>
           </w:p>
         </w:tc>
@@ -2211,31 +2226,31 @@
               <w:jc w:val="left"/>
             </w:pPr>
             <w:r>
-              <w:t xml:space="preserve">7</w:t>
-            </w:r>
-          </w:p>
-        </w:tc>
-        <w:tc>
-          <w:tcPr/>
-          <w:p>
-            <w:pPr>
-              <w:pStyle w:val="Compact"/>
-              <w:jc w:val="left"/>
-            </w:pPr>
-            <w:r>
-              <w:t xml:space="preserve">3</w:t>
-            </w:r>
-          </w:p>
-        </w:tc>
-        <w:tc>
-          <w:tcPr/>
-          <w:p>
-            <w:pPr>
-              <w:pStyle w:val="Compact"/>
-              <w:jc w:val="left"/>
-            </w:pPr>
-            <w:r>
-              <w:t xml:space="preserve">3</w:t>
+              <w:t xml:space="preserve">6</w:t>
+            </w:r>
+          </w:p>
+        </w:tc>
+        <w:tc>
+          <w:tcPr/>
+          <w:p>
+            <w:pPr>
+              <w:pStyle w:val="Compact"/>
+              <w:jc w:val="left"/>
+            </w:pPr>
+            <w:r>
+              <w:t xml:space="preserve">2</w:t>
+            </w:r>
+          </w:p>
+        </w:tc>
+        <w:tc>
+          <w:tcPr/>
+          <w:p>
+            <w:pPr>
+              <w:pStyle w:val="Compact"/>
+              <w:jc w:val="left"/>
+            </w:pPr>
+            <w:r>
+              <w:t xml:space="preserve">5</w:t>
             </w:r>
           </w:p>
         </w:tc>
@@ -2325,97 +2340,7 @@
               <w:jc w:val="left"/>
             </w:pPr>
             <w:r>
-              <w:t xml:space="preserve">4</w:t>
-            </w:r>
-          </w:p>
-        </w:tc>
-        <w:tc>
-          <w:tcPr/>
-          <w:p>
-            <w:pPr>
-              <w:pStyle w:val="Compact"/>
-              <w:jc w:val="left"/>
-            </w:pPr>
-            <w:r>
-              <w:rPr>
-                <w:bCs/>
-                <w:b/>
-              </w:rPr>
-              <w:t xml:space="preserve">3</w:t>
-            </w:r>
-          </w:p>
-        </w:tc>
-      </w:tr>
-      <w:tr>
-        <w:tc>
-          <w:tcPr/>
-          <w:p>
-            <w:pPr>
-              <w:pStyle w:val="Compact"/>
-              <w:jc w:val="left"/>
-            </w:pPr>
-            <w:r>
-              <w:t xml:space="preserve">Boşluk doldurma</w:t>
-            </w:r>
-          </w:p>
-        </w:tc>
-        <w:tc>
-          <w:tcPr/>
-          <w:p>
-            <w:pPr>
-              <w:pStyle w:val="Compact"/>
-              <w:jc w:val="left"/>
-            </w:pPr>
-            <w:r>
-              <w:t xml:space="preserve">0</w:t>
-            </w:r>
-          </w:p>
-        </w:tc>
-        <w:tc>
-          <w:tcPr/>
-          <w:p>
-            <w:pPr>
-              <w:pStyle w:val="Compact"/>
-              <w:jc w:val="left"/>
-            </w:pPr>
-            <w:r>
-              <w:t xml:space="preserve">3</w:t>
-            </w:r>
-          </w:p>
-        </w:tc>
-        <w:tc>
-          <w:tcPr/>
-          <w:p>
-            <w:pPr>
-              <w:pStyle w:val="Compact"/>
-              <w:jc w:val="left"/>
-            </w:pPr>
-            <w:r>
               <w:t xml:space="preserve">2</w:t>
-            </w:r>
-          </w:p>
-        </w:tc>
-        <w:tc>
-          <w:tcPr/>
-          <w:p>
-            <w:pPr>
-              <w:pStyle w:val="Compact"/>
-              <w:jc w:val="left"/>
-            </w:pPr>
-            <w:r>
-              <w:t xml:space="preserve">2</w:t>
-            </w:r>
-          </w:p>
-        </w:tc>
-        <w:tc>
-          <w:tcPr/>
-          <w:p>
-            <w:pPr>
-              <w:pStyle w:val="Compact"/>
-              <w:jc w:val="left"/>
-            </w:pPr>
-            <w:r>
-              <w:t xml:space="preserve">5</w:t>
             </w:r>
           </w:p>
         </w:tc>
@@ -2445,19 +2370,7 @@
               <w:jc w:val="left"/>
             </w:pPr>
             <w:r>
-              <w:t xml:space="preserve">Eşleştirme</w:t>
-            </w:r>
-          </w:p>
-        </w:tc>
-        <w:tc>
-          <w:tcPr/>
-          <w:p>
-            <w:pPr>
-              <w:pStyle w:val="Compact"/>
-              <w:jc w:val="left"/>
-            </w:pPr>
-            <w:r>
-              <w:t xml:space="preserve">1</w:t>
+              <w:t xml:space="preserve">Boşluk doldurma</w:t>
             </w:r>
           </w:p>
         </w:tc>
@@ -2493,7 +2406,19 @@
               <w:jc w:val="left"/>
             </w:pPr>
             <w:r>
-              <w:t xml:space="preserve">3</w:t>
+              <w:t xml:space="preserve">2</w:t>
+            </w:r>
+          </w:p>
+        </w:tc>
+        <w:tc>
+          <w:tcPr/>
+          <w:p>
+            <w:pPr>
+              <w:pStyle w:val="Compact"/>
+              <w:jc w:val="left"/>
+            </w:pPr>
+            <w:r>
+              <w:t xml:space="preserve">2</w:t>
             </w:r>
           </w:p>
         </w:tc>
@@ -2535,6 +2460,96 @@
               <w:jc w:val="left"/>
             </w:pPr>
             <w:r>
+              <w:t xml:space="preserve">Eşleştirme</w:t>
+            </w:r>
+          </w:p>
+        </w:tc>
+        <w:tc>
+          <w:tcPr/>
+          <w:p>
+            <w:pPr>
+              <w:pStyle w:val="Compact"/>
+              <w:jc w:val="left"/>
+            </w:pPr>
+            <w:r>
+              <w:t xml:space="preserve">2</w:t>
+            </w:r>
+          </w:p>
+        </w:tc>
+        <w:tc>
+          <w:tcPr/>
+          <w:p>
+            <w:pPr>
+              <w:pStyle w:val="Compact"/>
+              <w:jc w:val="left"/>
+            </w:pPr>
+            <w:r>
+              <w:t xml:space="preserve">0</w:t>
+            </w:r>
+          </w:p>
+        </w:tc>
+        <w:tc>
+          <w:tcPr/>
+          <w:p>
+            <w:pPr>
+              <w:pStyle w:val="Compact"/>
+              <w:jc w:val="left"/>
+            </w:pPr>
+            <w:r>
+              <w:t xml:space="preserve">3</w:t>
+            </w:r>
+          </w:p>
+        </w:tc>
+        <w:tc>
+          <w:tcPr/>
+          <w:p>
+            <w:pPr>
+              <w:pStyle w:val="Compact"/>
+              <w:jc w:val="left"/>
+            </w:pPr>
+            <w:r>
+              <w:t xml:space="preserve">3</w:t>
+            </w:r>
+          </w:p>
+        </w:tc>
+        <w:tc>
+          <w:tcPr/>
+          <w:p>
+            <w:pPr>
+              <w:pStyle w:val="Compact"/>
+              <w:jc w:val="left"/>
+            </w:pPr>
+            <w:r>
+              <w:t xml:space="preserve">5</w:t>
+            </w:r>
+          </w:p>
+        </w:tc>
+        <w:tc>
+          <w:tcPr/>
+          <w:p>
+            <w:pPr>
+              <w:pStyle w:val="Compact"/>
+              <w:jc w:val="left"/>
+            </w:pPr>
+            <w:r>
+              <w:rPr>
+                <w:bCs/>
+                <w:b/>
+              </w:rPr>
+              <w:t xml:space="preserve">2,6</w:t>
+            </w:r>
+          </w:p>
+        </w:tc>
+      </w:tr>
+      <w:tr>
+        <w:tc>
+          <w:tcPr/>
+          <w:p>
+            <w:pPr>
+              <w:pStyle w:val="Compact"/>
+              <w:jc w:val="left"/>
+            </w:pPr>
+            <w:r>
               <w:t xml:space="preserve">Sıralama</w:t>
             </w:r>
           </w:p>
@@ -2619,6 +2634,23 @@
     </w:tbl>
     <w:p>
       <w:pPr>
+        <w:pStyle w:val="BodyText"/>
+      </w:pPr>
+      <w:r>
+        <w:t xml:space="preserve">Sayılar 500 sorunun tek tip sözlükle yapılan etiketlemesinden (</w:t>
+      </w:r>
+      <w:r>
+        <w:rPr>
+          <w:rStyle w:val="VerbatimChar"/>
+        </w:rPr>
+        <w:t xml:space="preserve">12-SORU-TIPI-KATALOGU</w:t>
+      </w:r>
+      <w:r>
+        <w:t xml:space="preserve">). Yıl yıl analiz dosyalarındaki ilk sayımdan 1–3 soru farklı olabilir.</w:t>
+      </w:r>
+    </w:p>
+    <w:p>
+      <w:pPr>
         <w:numPr>
           <w:ilvl w:val="0"/>
           <w:numId w:val="1003"/>
@@ -2705,7 +2737,7 @@
         <w:pStyle w:val="Compact"/>
       </w:pPr>
       <w:r>
-        <w:t xml:space="preserve">Öncüllü sorularda uç cevaplar küçümsenmeyecek kadar sık: 5 yılın 68 öncüllü sorusunda %18</w:t>
+        <w:t xml:space="preserve">Öncüllü sorularda uç cevaplar küçümsenmeyecek kadar sık: 5 yılın 68 öncüllü sorusunda %19</w:t>
       </w:r>
       <w:r>
         <w:t xml:space="preserve"> </w:t>
@@ -2720,7 +2752,7 @@
         <w:t xml:space="preserve">”</w:t>
       </w:r>
       <w:r>
-        <w:t xml:space="preserve">, %19 tüm öncüller, %63 ara kombinasyon. 2024’te bu eğilim en uçtaydı (15 sorunun 9’u uçta). 2023’te iki soruda</w:t>
+        <w:t xml:space="preserve">, %16 tüm öncüller, %65 ara kombinasyon. 2024’te bu eğilim en uçtaydı (15 sorunun 9’u uçta). 2023’te iki soruda</w:t>
       </w:r>
       <w:r>
         <w:t xml:space="preserve"> </w:t>
@@ -3704,7 +3736,7 @@
         <w:pStyle w:val="BodyText"/>
       </w:pPr>
       <w:r>
-        <w:t xml:space="preserve">Öncüllü sorular (68 adet): öncül sayısı 4 → %54, 5 → %26, 3 → %19. Doğru cevap: ara kombinasyon %63, tek öncül (</w:t>
+        <w:t xml:space="preserve">Öncüllü sorular (68 adet): öncül sayısı 4 → %54, 5 → %26, 3 → %19. Doğru cevap: ara kombinasyon %65, tek öncül (</w:t>
       </w:r>
       <w:r>
         <w:t xml:space="preserve">“</w:t>
@@ -3716,7 +3748,7 @@
         <w:t xml:space="preserve">”</w:t>
       </w:r>
       <w:r>
-        <w:t xml:space="preserve">) %18, tüm öncüller %19. Tarifede öncüllü soru 5 yılda yalnız 1 kez kullanıldı.</w:t>
+        <w:t xml:space="preserve">) %19, tüm öncüller %16. Tarifede öncüllü soru 5 yılda yalnız 1 kez kullanıldı.</w:t>
       </w:r>
     </w:p>
     <w:p>
@@ -3846,8 +3878,8 @@
         <w:jc w:val="start"/>
       </w:tblPr>
       <w:tblGrid>
-        <w:gridCol w:w="2640"/>
-        <w:gridCol w:w="5280"/>
+        <w:gridCol w:w="2112"/>
+        <w:gridCol w:w="5808"/>
       </w:tblGrid>
       <w:tr>
         <w:trPr>
@@ -3925,7 +3957,7 @@
               <w:jc w:val="left"/>
             </w:pPr>
             <w:r>
-              <w:t xml:space="preserve">Cümle şıklı sorularda doğru şık %50–64</w:t>
+              <w:t xml:space="preserve">Cümle/eşleşme şıklı 187 soruda doğru şık %59</w:t>
             </w:r>
             <w:r>
               <w:t xml:space="preserve"> </w:t>
@@ -3938,7 +3970,7 @@
               <w:t xml:space="preserve">orta</w:t>
             </w:r>
             <w:r>
-              <w:t xml:space="preserve">, %16–32</w:t>
+              <w:t xml:space="preserve">, %24</w:t>
             </w:r>
             <w:r>
               <w:t xml:space="preserve"> </w:t>
@@ -3951,7 +3983,7 @@
               <w:t xml:space="preserve">en uzun</w:t>
             </w:r>
             <w:r>
-              <w:t xml:space="preserve">, %14–22</w:t>
+              <w:t xml:space="preserve">, %17</w:t>
             </w:r>
             <w:r>
               <w:t xml:space="preserve"> </w:t>
@@ -3978,34 +4010,19 @@
               <w:jc w:val="left"/>
             </w:pPr>
             <w:r>
-              <w:t xml:space="preserve">Olumlu kök (</w:t>
-            </w:r>
-            <w:r>
-              <w:t xml:space="preserve">“</w:t>
-            </w:r>
-            <w:r>
-              <w:t xml:space="preserve">hangisi doğrudur</w:t>
-            </w:r>
-            <w:r>
-              <w:t xml:space="preserve">”</w:t>
-            </w:r>
-            <w:r>
-              <w:t xml:space="preserve"> </w:t>
-            </w:r>
-            <w:r>
-              <w:t xml:space="preserve">/ kavram)</w:t>
-            </w:r>
-          </w:p>
-        </w:tc>
-        <w:tc>
-          <w:tcPr/>
-          <w:p>
-            <w:pPr>
-              <w:pStyle w:val="Compact"/>
-              <w:jc w:val="left"/>
-            </w:pPr>
-            <w:r>
-              <w:t xml:space="preserve">Doğru şık sıklıkla</w:t>
+              <w:t xml:space="preserve">Olumlu kök (G1–G4; n=33)</w:t>
+            </w:r>
+          </w:p>
+        </w:tc>
+        <w:tc>
+          <w:tcPr/>
+          <w:p>
+            <w:pPr>
+              <w:pStyle w:val="Compact"/>
+              <w:jc w:val="left"/>
+            </w:pPr>
+            <w:r>
+              <w:t xml:space="preserve">Doğru şık %64 orta, %27 en uzun, %9 en kısa. En uzun olma eğilimi hafif (beklenen %20); asıl işaret,</w:t>
             </w:r>
             <w:r>
               <w:t xml:space="preserve"> </w:t>
@@ -4015,13 +4032,13 @@
                 <w:bCs/>
                 <w:b/>
               </w:rPr>
-              <w:t xml:space="preserve">en uzun ve en eksiksiz</w:t>
+              <w:t xml:space="preserve">en kısa şıkkın nadiren doğru</w:t>
             </w:r>
             <w:r>
               <w:t xml:space="preserve"> </w:t>
             </w:r>
             <w:r>
-              <w:t xml:space="preserve">cümle; mevzuat cümlesi tam aktarılıyor.</w:t>
+              <w:t xml:space="preserve">olması. G2 ve G4’te doğru şık mevzuatın tam aktarımı olduğu için en uzun.</w:t>
             </w:r>
           </w:p>
         </w:tc>
@@ -4035,19 +4052,19 @@
               <w:jc w:val="left"/>
             </w:pPr>
             <w:r>
-              <w:t xml:space="preserve">Olumsuz kök</w:t>
-            </w:r>
-          </w:p>
-        </w:tc>
-        <w:tc>
-          <w:tcPr/>
-          <w:p>
-            <w:pPr>
-              <w:pStyle w:val="Compact"/>
-              <w:jc w:val="left"/>
-            </w:pPr>
-            <w:r>
-              <w:t xml:space="preserve">Doğru cevap olan bozuk ifade sıklıkla</w:t>
+              <w:t xml:space="preserve">Olumsuz kök (O2, O3; n=78)</w:t>
+            </w:r>
+          </w:p>
+        </w:tc>
+        <w:tc>
+          <w:tcPr/>
+          <w:p>
+            <w:pPr>
+              <w:pStyle w:val="Compact"/>
+              <w:jc w:val="left"/>
+            </w:pPr>
+            <w:r>
+              <w:t xml:space="preserve">Bozuk şık %59 orta,</w:t>
             </w:r>
             <w:r>
               <w:t xml:space="preserve"> </w:t>
@@ -4057,40 +4074,173 @@
                 <w:bCs/>
                 <w:b/>
               </w:rPr>
-              <w:t xml:space="preserve">kısa ve mutlak</w:t>
+              <w:t xml:space="preserve">%27 en uzun</w:t>
+            </w:r>
+            <w:r>
+              <w:t xml:space="preserve">, yalnız %14 en kısa.</w:t>
             </w:r>
             <w:r>
               <w:t xml:space="preserve"> </w:t>
             </w:r>
             <w:r>
-              <w:t xml:space="preserve">(</w:t>
-            </w:r>
-            <w:r>
               <w:t xml:space="preserve">“</w:t>
             </w:r>
             <w:r>
-              <w:t xml:space="preserve">Her türlü eşya…</w:t>
+              <w:t xml:space="preserve">Kısa ve mutlak şık bozuktur</w:t>
             </w:r>
             <w:r>
               <w:t xml:space="preserve">”</w:t>
             </w:r>
             <w:r>
-              <w:t xml:space="preserve">,</w:t>
-            </w:r>
-            <w:r>
               <w:t xml:space="preserve"> </w:t>
             </w:r>
             <w:r>
+              <w:t xml:space="preserve">genellemesi veride yok. Mutlak ifade O2’lerin yalnız 10/73’ünde bozulmanın kendisi; 2021/63, 2022/30, 2023/35, 2023/50’de</w:t>
+            </w:r>
+            <w:r>
+              <w:t xml:space="preserve"> </w:t>
+            </w:r>
+            <w:r>
               <w:t xml:space="preserve">“</w:t>
             </w:r>
             <w:r>
-              <w:t xml:space="preserve">Kefil ve rejim hak sahibi aynı kişi olabilir.</w:t>
+              <w:t xml:space="preserve">yalnızca / hiçbir şekilde</w:t>
             </w:r>
             <w:r>
               <w:t xml:space="preserve">”</w:t>
             </w:r>
             <w:r>
-              <w:t xml:space="preserve">). Bazen de uzun cümle içine gizlenmiş tek bir bozulma.</w:t>
+              <w:t xml:space="preserve"> </w:t>
+            </w:r>
+            <w:r>
+              <w:t xml:space="preserve">içeren şık mevzuatın aynısı (doğru ifade). Uzun hâl cümleli O1’de ise yabancı öğe çoğu kez en kısa (%31).</w:t>
+            </w:r>
+          </w:p>
+        </w:tc>
+      </w:tr>
+      <w:tr>
+        <w:tc>
+          <w:tcPr/>
+          <w:p>
+            <w:pPr>
+              <w:pStyle w:val="Compact"/>
+              <w:jc w:val="left"/>
+            </w:pPr>
+            <w:r>
+              <w:t xml:space="preserve">Öncüllü cevap (n=68)</w:t>
+            </w:r>
+          </w:p>
+        </w:tc>
+        <w:tc>
+          <w:tcPr/>
+          <w:p>
+            <w:pPr>
+              <w:pStyle w:val="Compact"/>
+              <w:jc w:val="left"/>
+            </w:pPr>
+            <w:r>
+              <w:t xml:space="preserve">Ara kombinasyon %65 ·</w:t>
+            </w:r>
+            <w:r>
+              <w:t xml:space="preserve"> </w:t>
+            </w:r>
+            <w:r>
+              <w:t xml:space="preserve">“</w:t>
+            </w:r>
+            <w:r>
+              <w:t xml:space="preserve">Yalnız X</w:t>
+            </w:r>
+            <w:r>
+              <w:t xml:space="preserve">”</w:t>
+            </w:r>
+            <w:r>
+              <w:t xml:space="preserve"> </w:t>
+            </w:r>
+            <w:r>
+              <w:t xml:space="preserve">%19 · tüm öncüller %16. Liste öncüllüde (Ö3)</w:t>
+            </w:r>
+            <w:r>
+              <w:t xml:space="preserve"> </w:t>
+            </w:r>
+            <w:r>
+              <w:t xml:space="preserve">“</w:t>
+            </w:r>
+            <w:r>
+              <w:t xml:space="preserve">hepsi</w:t>
+            </w:r>
+            <w:r>
+              <w:t xml:space="preserve">”</w:t>
+            </w:r>
+            <w:r>
+              <w:t xml:space="preserve"> </w:t>
+            </w:r>
+            <w:r>
+              <w:t xml:space="preserve">%31.</w:t>
+            </w:r>
+          </w:p>
+        </w:tc>
+      </w:tr>
+      <w:tr>
+        <w:tc>
+          <w:tcPr/>
+          <w:p>
+            <w:pPr>
+              <w:pStyle w:val="Compact"/>
+              <w:jc w:val="left"/>
+            </w:pPr>
+            <w:r>
+              <w:t xml:space="preserve">Hesap cevabı (n=59)</w:t>
+            </w:r>
+          </w:p>
+        </w:tc>
+        <w:tc>
+          <w:tcPr/>
+          <w:p>
+            <w:pPr>
+              <w:pStyle w:val="Compact"/>
+              <w:jc w:val="left"/>
+            </w:pPr>
+            <w:r>
+              <w:t xml:space="preserve">A 12 · B 14 · C 16 · D 14 ·</w:t>
+            </w:r>
+            <w:r>
+              <w:t xml:space="preserve"> </w:t>
+            </w:r>
+            <w:r>
+              <w:rPr>
+                <w:bCs/>
+                <w:b/>
+              </w:rPr>
+              <w:t xml:space="preserve">E 3</w:t>
+            </w:r>
+            <w:r>
+              <w:t xml:space="preserve">. Şıklar çoğunlukla küçükten büyüğe; en büyük tutar nadiren doğru.</w:t>
+            </w:r>
+          </w:p>
+        </w:tc>
+      </w:tr>
+      <w:tr>
+        <w:tc>
+          <w:tcPr/>
+          <w:p>
+            <w:pPr>
+              <w:pStyle w:val="Compact"/>
+              <w:jc w:val="left"/>
+            </w:pPr>
+            <w:r>
+              <w:t xml:space="preserve">Tek değer (D1; n=24)</w:t>
+            </w:r>
+          </w:p>
+        </w:tc>
+        <w:tc>
+          <w:tcPr/>
+          <w:p>
+            <w:pPr>
+              <w:pStyle w:val="Compact"/>
+              <w:jc w:val="left"/>
+            </w:pPr>
+            <w:r>
+              <w:t xml:space="preserve">Sıralı sayı şıklarında doğru cevap 12 kez C (%50).</w:t>
             </w:r>
           </w:p>
         </w:tc>
@@ -4179,7 +4329,7 @@
               <w:jc w:val="left"/>
             </w:pPr>
             <w:r>
-              <w:t xml:space="preserve">Köklerde nadiren var (</w:t>
+              <w:t xml:space="preserve">500 sorunun 38’inde (~%8; yılda 5–10) kökte ya da şıkta madde/fıkra/bent numarası geçiyor. Hemen hepsi dayanak gösterimi (</w:t>
             </w:r>
             <w:r>
               <w:t xml:space="preserve">“</w:t>
@@ -4191,7 +4341,7 @@
               <w:t xml:space="preserve">”</w:t>
             </w:r>
             <w:r>
-              <w:t xml:space="preserve">). Şıklarda daha da nadir: 2025/81’de</w:t>
+              <w:t xml:space="preserve">,</w:t>
             </w:r>
             <w:r>
               <w:t xml:space="preserve"> </w:t>
@@ -4200,13 +4350,28 @@
               <w:t xml:space="preserve">“</w:t>
             </w:r>
             <w:r>
+              <w:t xml:space="preserve">… 244 üncü maddesinde düzenlenen uzlaşma</w:t>
+            </w:r>
+            <w:r>
+              <w:t xml:space="preserve">”</w:t>
+            </w:r>
+            <w:r>
+              <w:t xml:space="preserve">). Numara yalnız 5–6 soruda şıkta ya da cevabın kendisinde: 2025/81</w:t>
+            </w:r>
+            <w:r>
+              <w:t xml:space="preserve"> </w:t>
+            </w:r>
+            <w:r>
+              <w:t xml:space="preserve">“</w:t>
+            </w:r>
+            <w:r>
               <w:t xml:space="preserve">GK 241/1–241/2</w:t>
             </w:r>
             <w:r>
               <w:t xml:space="preserve">”</w:t>
             </w:r>
             <w:r>
-              <w:t xml:space="preserve">, 2023/67’de</w:t>
+              <w:t xml:space="preserve">, 2023/67</w:t>
             </w:r>
             <w:r>
               <w:t xml:space="preserve"> </w:t>
@@ -4215,13 +4380,13 @@
               <w:t xml:space="preserve">“</w:t>
             </w:r>
             <w:r>
-              <w:t xml:space="preserve">GK md. 27/1-d</w:t>
+              <w:t xml:space="preserve">md. 27/1-d</w:t>
             </w:r>
             <w:r>
               <w:t xml:space="preserve">”</w:t>
             </w:r>
             <w:r>
-              <w:t xml:space="preserve">, 2022/95’te</w:t>
+              <w:t xml:space="preserve">, 2022/49</w:t>
             </w:r>
             <w:r>
               <w:t xml:space="preserve"> </w:t>
@@ -4230,13 +4395,43 @@
               <w:t xml:space="preserve">“</w:t>
             </w:r>
             <w:r>
-              <w:t xml:space="preserve">GK 241/1</w:t>
+              <w:t xml:space="preserve">241/1, 234/1</w:t>
             </w:r>
             <w:r>
               <w:t xml:space="preserve">”</w:t>
             </w:r>
             <w:r>
-              <w:t xml:space="preserve">. 5 yılda 4–5 soru. Bunlar madde ezberi değil,</w:t>
+              <w:t xml:space="preserve">, 2023/69</w:t>
+            </w:r>
+            <w:r>
+              <w:t xml:space="preserve"> </w:t>
+            </w:r>
+            <w:r>
+              <w:t xml:space="preserve">“</w:t>
+            </w:r>
+            <w:r>
+              <w:t xml:space="preserve">234/3</w:t>
+            </w:r>
+            <w:r>
+              <w:t xml:space="preserve">”</w:t>
+            </w:r>
+            <w:r>
+              <w:t xml:space="preserve">, 2023/12</w:t>
+            </w:r>
+            <w:r>
+              <w:t xml:space="preserve"> </w:t>
+            </w:r>
+            <w:r>
+              <w:t xml:space="preserve">“</w:t>
+            </w:r>
+            <w:r>
+              <w:t xml:space="preserve">GYK 2-a</w:t>
+            </w:r>
+            <w:r>
+              <w:t xml:space="preserve">”</w:t>
+            </w:r>
+            <w:r>
+              <w:t xml:space="preserve">. Bunlar madde ezberi değil,</w:t>
             </w:r>
             <w:r>
               <w:t xml:space="preserve"> </w:t>
@@ -4258,43 +4453,14 @@
         </w:tc>
       </w:tr>
     </w:tbl>
-    <w:p>
-      <w:r>
-        <w:pict>
-          <v:rect style="width:0;height:1.5pt" o:hralign="center" o:hrstd="t" o:hr="t"/>
-        </w:pict>
-      </w:r>
-    </w:p>
     <w:bookmarkEnd w:id="27"/>
-    <w:bookmarkEnd w:id="28"/>
-    <w:bookmarkStart w:id="41" w:name="X77c4dcb6a293c8715e708822cacadab55cd42b2"/>
-    <w:p>
-      <w:pPr>
-        <w:pStyle w:val="Heading2"/>
-      </w:pPr>
-      <w:r>
-        <w:t xml:space="preserve">2. SORU YAZARININ 12 KURALI (veriden çıkarılmış)</w:t>
-      </w:r>
-    </w:p>
-    <w:bookmarkStart w:id="29" w:name="Xcf6648cd06664a871cacb9fe70393bc376d064a"/>
+    <w:bookmarkStart w:id="28" w:name="alt-tip-düzeyi-özet"/>
     <w:p>
       <w:pPr>
         <w:pStyle w:val="Heading3"/>
       </w:pPr>
       <w:r>
-        <w:t xml:space="preserve">Kural 1 —</w:t>
-      </w:r>
-      <w:r>
-        <w:t xml:space="preserve"> </w:t>
-      </w:r>
-      <w:r>
-        <w:t xml:space="preserve">“</w:t>
-      </w:r>
-      <w:r>
-        <w:t xml:space="preserve">Mevzuat cümlesi aynen; tek unsur bozuk</w:t>
-      </w:r>
-      <w:r>
-        <w:t xml:space="preserve">”</w:t>
+        <w:t xml:space="preserve">1.6 Alt tip düzeyi (özet)</w:t>
       </w:r>
     </w:p>
     <w:p>
@@ -4302,7 +4468,17 @@
         <w:pStyle w:val="FirstParagraph"/>
       </w:pPr>
       <w:r>
-        <w:t xml:space="preserve">Yazar ilgili maddeyi açıyor, 4–5 cümleyi kopyalıyor, birini bozuyor. Doğru şıklar kelimesi kelimesine mevzuattır; aday maddeyi okumuşsa bozulan yeri hemen görür.</w:t>
+        <w:t xml:space="preserve">500 soru 39 alt tipe ayrıldı. En sık on alt tip sınavın %65’i:</w:t>
+      </w:r>
+      <w:r>
+        <w:t xml:space="preserve"> </w:t>
+      </w:r>
+      <w:r>
+        <w:rPr>
+          <w:bCs/>
+          <w:b/>
+        </w:rPr>
+        <w:t xml:space="preserve">O2 bozuk cümle 73 · O1 liste dışı eleman 68 · O4 tarife olumsuz 32 · Ö3 liste öncüllü 26 · G1 beş cümleden doğru 25 · D1 tek değer 24 · Ö1 hangileri doğrudur 22 · D3 liste içi eleman 20 · D2 ad/kimlik 17 · D5 tarifede yer tespiti 17.</w:t>
       </w:r>
     </w:p>
     <w:p>
@@ -4314,6 +4490,123 @@
         <w:pStyle w:val="Compact"/>
       </w:pPr>
       <w:r>
+        <w:t xml:space="preserve">GM’nin dili O2 (%27), Sair’in dili O1 (%24). Tarifenin %75’i O4 + D5 + D4. Hesabın en büyük alt tipi H6 özel kıymet durumu (16).</w:t>
+      </w:r>
+    </w:p>
+    <w:p>
+      <w:pPr>
+        <w:numPr>
+          <w:ilvl w:val="0"/>
+          <w:numId w:val="1004"/>
+        </w:numPr>
+        <w:pStyle w:val="Compact"/>
+      </w:pPr>
+      <w:r>
+        <w:t xml:space="preserve">Çıplak sayı sorusu (D1) 9 → 1’e indi; sayı bilgisi boşluk matrisine ve cümle şıkkına taşındı.</w:t>
+      </w:r>
+    </w:p>
+    <w:p>
+      <w:pPr>
+        <w:numPr>
+          <w:ilvl w:val="0"/>
+          <w:numId w:val="1004"/>
+        </w:numPr>
+        <w:pStyle w:val="Compact"/>
+      </w:pPr>
+      <w:r>
+        <w:t xml:space="preserve">Matris şıklar (F_MATRIS) 2 → 9’a, seri sorular (F_SERI) 2025’te 47’ye çıktı.</w:t>
+      </w:r>
+    </w:p>
+    <w:p>
+      <w:pPr>
+        <w:numPr>
+          <w:ilvl w:val="0"/>
+          <w:numId w:val="1004"/>
+        </w:numPr>
+        <w:pStyle w:val="Compact"/>
+      </w:pPr>
+      <w:r>
+        <w:t xml:space="preserve">Bakanlık kanıtlanmış doğru örneği yeniden kullanıyor: GYKK 3(b) makarna seti 2021/94 ve 2025/42’de doğru cevap.</w:t>
+      </w:r>
+    </w:p>
+    <w:p>
+      <w:pPr>
+        <w:pStyle w:val="FirstParagraph"/>
+      </w:pPr>
+      <w:r>
+        <w:t xml:space="preserve">Her alt tipin tanımı, gerçek örneği, doğru cevap ve çeldirici kurgusu, üretim tarifi ve 100 soruluk deneme reçetesi:</w:t>
+      </w:r>
+      <w:r>
+        <w:t xml:space="preserve"> </w:t>
+      </w:r>
+      <w:r>
+        <w:rPr>
+          <w:rStyle w:val="VerbatimChar"/>
+          <w:bCs/>
+          <w:b/>
+        </w:rPr>
+        <w:t xml:space="preserve">12-SORU-TIPI-KATALOGU</w:t>
+      </w:r>
+      <w:r>
+        <w:t xml:space="preserve">.</w:t>
+      </w:r>
+    </w:p>
+    <w:p>
+      <w:r>
+        <w:pict>
+          <v:rect style="width:0;height:1.5pt" o:hralign="center" o:hrstd="t" o:hr="t"/>
+        </w:pict>
+      </w:r>
+    </w:p>
+    <w:bookmarkEnd w:id="28"/>
+    <w:bookmarkEnd w:id="29"/>
+    <w:bookmarkStart w:id="42" w:name="X77c4dcb6a293c8715e708822cacadab55cd42b2"/>
+    <w:p>
+      <w:pPr>
+        <w:pStyle w:val="Heading2"/>
+      </w:pPr>
+      <w:r>
+        <w:t xml:space="preserve">2. SORU YAZARININ 12 KURALI (veriden çıkarılmış)</w:t>
+      </w:r>
+    </w:p>
+    <w:bookmarkStart w:id="30" w:name="Xcf6648cd06664a871cacb9fe70393bc376d064a"/>
+    <w:p>
+      <w:pPr>
+        <w:pStyle w:val="Heading3"/>
+      </w:pPr>
+      <w:r>
+        <w:t xml:space="preserve">Kural 1 —</w:t>
+      </w:r>
+      <w:r>
+        <w:t xml:space="preserve"> </w:t>
+      </w:r>
+      <w:r>
+        <w:t xml:space="preserve">“</w:t>
+      </w:r>
+      <w:r>
+        <w:t xml:space="preserve">Mevzuat cümlesi aynen; tek unsur bozuk</w:t>
+      </w:r>
+      <w:r>
+        <w:t xml:space="preserve">”</w:t>
+      </w:r>
+    </w:p>
+    <w:p>
+      <w:pPr>
+        <w:pStyle w:val="FirstParagraph"/>
+      </w:pPr>
+      <w:r>
+        <w:t xml:space="preserve">Yazar ilgili maddeyi açıyor, 4–5 cümleyi kopyalıyor, birini bozuyor. Doğru şıklar kelimesi kelimesine mevzuattır; aday maddeyi okumuşsa bozulan yeri hemen görür.</w:t>
+      </w:r>
+    </w:p>
+    <w:p>
+      <w:pPr>
+        <w:numPr>
+          <w:ilvl w:val="0"/>
+          <w:numId w:val="1005"/>
+        </w:numPr>
+        <w:pStyle w:val="Compact"/>
+      </w:pPr>
+      <w:r>
         <w:t xml:space="preserve">2025/21: nihai kullanım izin belgesinde</w:t>
       </w:r>
       <w:r>
@@ -4355,7 +4648,7 @@
       <w:pPr>
         <w:numPr>
           <w:ilvl w:val="0"/>
-          <w:numId w:val="1004"/>
+          <w:numId w:val="1005"/>
         </w:numPr>
         <w:pStyle w:val="Compact"/>
       </w:pPr>
@@ -4401,7 +4694,7 @@
       <w:pPr>
         <w:numPr>
           <w:ilvl w:val="0"/>
-          <w:numId w:val="1004"/>
+          <w:numId w:val="1005"/>
         </w:numPr>
         <w:pStyle w:val="Compact"/>
       </w:pPr>
@@ -4447,7 +4740,7 @@
       <w:pPr>
         <w:numPr>
           <w:ilvl w:val="0"/>
-          <w:numId w:val="1004"/>
+          <w:numId w:val="1005"/>
         </w:numPr>
         <w:pStyle w:val="Compact"/>
       </w:pPr>
@@ -4493,7 +4786,7 @@
       <w:pPr>
         <w:numPr>
           <w:ilvl w:val="0"/>
-          <w:numId w:val="1004"/>
+          <w:numId w:val="1005"/>
         </w:numPr>
         <w:pStyle w:val="Compact"/>
       </w:pPr>
@@ -4521,7 +4814,7 @@
       <w:pPr>
         <w:numPr>
           <w:ilvl w:val="0"/>
-          <w:numId w:val="1004"/>
+          <w:numId w:val="1005"/>
         </w:numPr>
         <w:pStyle w:val="Compact"/>
       </w:pPr>
@@ -4581,8 +4874,8 @@
         <w:t xml:space="preserve">İtiraz riskini sıfıra yaklaştırmak. Dört şık mevzuatın kendisi olduğu için tartışılamaz; bozulan unsur da tartışmasız yanlıştır.</w:t>
       </w:r>
     </w:p>
-    <w:bookmarkEnd w:id="29"/>
-    <w:bookmarkStart w:id="30" w:name="kural-2-benzer-iki-kuralı-yan-yana-koy"/>
+    <w:bookmarkEnd w:id="30"/>
+    <w:bookmarkStart w:id="31" w:name="kural-2-benzer-iki-kuralı-yan-yana-koy"/>
     <w:p>
       <w:pPr>
         <w:pStyle w:val="Heading3"/>
@@ -4628,7 +4921,7 @@
       <w:pPr>
         <w:numPr>
           <w:ilvl w:val="0"/>
-          <w:numId w:val="1005"/>
+          <w:numId w:val="1006"/>
         </w:numPr>
         <w:pStyle w:val="Compact"/>
       </w:pPr>
@@ -4640,7 +4933,7 @@
       <w:pPr>
         <w:numPr>
           <w:ilvl w:val="0"/>
-          <w:numId w:val="1005"/>
+          <w:numId w:val="1006"/>
         </w:numPr>
         <w:pStyle w:val="Compact"/>
       </w:pPr>
@@ -4652,7 +4945,7 @@
       <w:pPr>
         <w:numPr>
           <w:ilvl w:val="0"/>
-          <w:numId w:val="1005"/>
+          <w:numId w:val="1006"/>
         </w:numPr>
         <w:pStyle w:val="Compact"/>
       </w:pPr>
@@ -4664,7 +4957,7 @@
       <w:pPr>
         <w:numPr>
           <w:ilvl w:val="0"/>
-          <w:numId w:val="1005"/>
+          <w:numId w:val="1006"/>
         </w:numPr>
         <w:pStyle w:val="Compact"/>
       </w:pPr>
@@ -4712,7 +5005,7 @@
       <w:pPr>
         <w:numPr>
           <w:ilvl w:val="0"/>
-          <w:numId w:val="1005"/>
+          <w:numId w:val="1006"/>
         </w:numPr>
         <w:pStyle w:val="Compact"/>
       </w:pPr>
@@ -4724,7 +5017,7 @@
       <w:pPr>
         <w:numPr>
           <w:ilvl w:val="0"/>
-          <w:numId w:val="1005"/>
+          <w:numId w:val="1006"/>
         </w:numPr>
         <w:pStyle w:val="Compact"/>
       </w:pPr>
@@ -4732,8 +5025,8 @@
         <w:t xml:space="preserve">2023/2: müsadere (adli, 5607) ile mülkiyetin kamuya geçirilmesi (idari, 5326)</w:t>
       </w:r>
     </w:p>
-    <w:bookmarkEnd w:id="30"/>
-    <w:bookmarkStart w:id="31" w:name="kural-3-listeyi-sor-listeye-yabancı-ekle"/>
+    <w:bookmarkEnd w:id="31"/>
+    <w:bookmarkStart w:id="32" w:name="kural-3-listeyi-sor-listeye-yabancı-ekle"/>
     <w:p>
       <w:pPr>
         <w:pStyle w:val="Heading3"/>
@@ -4832,7 +5125,7 @@
       <w:pPr>
         <w:numPr>
           <w:ilvl w:val="0"/>
-          <w:numId w:val="1006"/>
+          <w:numId w:val="1007"/>
         </w:numPr>
         <w:pStyle w:val="Compact"/>
       </w:pPr>
@@ -4856,7 +5149,7 @@
       <w:pPr>
         <w:numPr>
           <w:ilvl w:val="0"/>
-          <w:numId w:val="1006"/>
+          <w:numId w:val="1007"/>
         </w:numPr>
         <w:pStyle w:val="Compact"/>
       </w:pPr>
@@ -4886,7 +5179,7 @@
       <w:pPr>
         <w:numPr>
           <w:ilvl w:val="0"/>
-          <w:numId w:val="1006"/>
+          <w:numId w:val="1007"/>
         </w:numPr>
         <w:pStyle w:val="Compact"/>
       </w:pPr>
@@ -4910,7 +5203,7 @@
       <w:pPr>
         <w:numPr>
           <w:ilvl w:val="0"/>
-          <w:numId w:val="1006"/>
+          <w:numId w:val="1007"/>
         </w:numPr>
         <w:pStyle w:val="Compact"/>
       </w:pPr>
@@ -4922,7 +5215,7 @@
       <w:pPr>
         <w:numPr>
           <w:ilvl w:val="0"/>
-          <w:numId w:val="1006"/>
+          <w:numId w:val="1007"/>
         </w:numPr>
         <w:pStyle w:val="Compact"/>
       </w:pPr>
@@ -4930,8 +5223,8 @@
         <w:t xml:space="preserve">2025/71: TIR’a taraf olmayan Libya (yeni taraf BAE ise çeldirici)</w:t>
       </w:r>
     </w:p>
-    <w:bookmarkEnd w:id="31"/>
-    <w:bookmarkStart w:id="32" w:name="kural-4-sayıyı-komşusuyla-sor"/>
+    <w:bookmarkEnd w:id="32"/>
+    <w:bookmarkStart w:id="33" w:name="kural-4-sayıyı-komşusuyla-sor"/>
     <w:p>
       <w:pPr>
         <w:pStyle w:val="Heading3"/>
@@ -4980,7 +5273,7 @@
       <w:pPr>
         <w:numPr>
           <w:ilvl w:val="0"/>
-          <w:numId w:val="1007"/>
+          <w:numId w:val="1008"/>
         </w:numPr>
         <w:pStyle w:val="Compact"/>
       </w:pPr>
@@ -4992,7 +5285,7 @@
       <w:pPr>
         <w:numPr>
           <w:ilvl w:val="0"/>
-          <w:numId w:val="1007"/>
+          <w:numId w:val="1008"/>
         </w:numPr>
         <w:pStyle w:val="Compact"/>
       </w:pPr>
@@ -5004,7 +5297,7 @@
       <w:pPr>
         <w:numPr>
           <w:ilvl w:val="0"/>
-          <w:numId w:val="1007"/>
+          <w:numId w:val="1008"/>
         </w:numPr>
         <w:pStyle w:val="Compact"/>
       </w:pPr>
@@ -5016,7 +5309,7 @@
       <w:pPr>
         <w:numPr>
           <w:ilvl w:val="0"/>
-          <w:numId w:val="1007"/>
+          <w:numId w:val="1008"/>
         </w:numPr>
         <w:pStyle w:val="Compact"/>
       </w:pPr>
@@ -5028,7 +5321,7 @@
       <w:pPr>
         <w:numPr>
           <w:ilvl w:val="0"/>
-          <w:numId w:val="1007"/>
+          <w:numId w:val="1008"/>
         </w:numPr>
         <w:pStyle w:val="Compact"/>
       </w:pPr>
@@ -5054,8 +5347,8 @@
         <w:t xml:space="preserve">İki boyutlu bilgi (ölçüt × oran, süre × başlangıç, makam × işlem) çapraz eşlenerek 5 şık üretiliyor; bir hücre doğru, dördü yanlış.</w:t>
       </w:r>
     </w:p>
-    <w:bookmarkEnd w:id="32"/>
-    <w:bookmarkStart w:id="33" w:name="kural-5-makamı-kaydır"/>
+    <w:bookmarkEnd w:id="33"/>
+    <w:bookmarkStart w:id="34" w:name="kural-5-makamı-kaydır"/>
     <w:p>
       <w:pPr>
         <w:pStyle w:val="Heading3"/>
@@ -5082,225 +5375,6 @@
       </w:pPr>
       <w:r>
         <w:t xml:space="preserve">Cumhurbaşkanı → Bakanlık → Gümrükler GM / Risk Yönetimi → Bölge Müdürlüğü → Gümrük Müdürlüğü → İhracatçı Birliği / Oda / TSE / diğer bakanlıklar zinciri her yıl birkaç soruda kullanılıyor.</w:t>
-      </w:r>
-    </w:p>
-    <w:p>
-      <w:pPr>
-        <w:numPr>
-          <w:ilvl w:val="0"/>
-          <w:numId w:val="1008"/>
-        </w:numPr>
-        <w:pStyle w:val="Compact"/>
-      </w:pPr>
-      <w:r>
-        <w:t xml:space="preserve">2025/30: kimyasallar tebliği</w:t>
-      </w:r>
-      <w:r>
-        <w:t xml:space="preserve"> </w:t>
-      </w:r>
-      <w:r>
-        <w:t xml:space="preserve">“</w:t>
-      </w:r>
-      <w:r>
-        <w:t xml:space="preserve">Tarım ve Orman Bakanlığı</w:t>
-      </w:r>
-      <w:r>
-        <w:t xml:space="preserve">”</w:t>
-      </w:r>
-      <w:r>
-        <w:t xml:space="preserve"> </w:t>
-      </w:r>
-      <w:r>
-        <w:t xml:space="preserve">(doğrusu: Çevre, Şehircilik ve İklim Değişikliği Bakanlığı)</w:t>
-      </w:r>
-    </w:p>
-    <w:p>
-      <w:pPr>
-        <w:numPr>
-          <w:ilvl w:val="0"/>
-          <w:numId w:val="1008"/>
-        </w:numPr>
-        <w:pStyle w:val="Compact"/>
-      </w:pPr>
-      <w:r>
-        <w:t xml:space="preserve">2025/60-IV: konsinye ihracatta süre uzatma makamı</w:t>
-      </w:r>
-    </w:p>
-    <w:p>
-      <w:pPr>
-        <w:numPr>
-          <w:ilvl w:val="0"/>
-          <w:numId w:val="1008"/>
-        </w:numPr>
-        <w:pStyle w:val="Compact"/>
-      </w:pPr>
-      <w:r>
-        <w:t xml:space="preserve">2024/83-85-86: aynı sınavda</w:t>
-      </w:r>
-      <w:r>
-        <w:t xml:space="preserve"> </w:t>
-      </w:r>
-      <w:r>
-        <w:t xml:space="preserve">“</w:t>
-      </w:r>
-      <w:r>
-        <w:t xml:space="preserve">bölge müdürlüğü</w:t>
-      </w:r>
-      <w:r>
-        <w:t xml:space="preserve">”</w:t>
-      </w:r>
-      <w:r>
-        <w:t xml:space="preserve"> </w:t>
-      </w:r>
-      <w:r>
-        <w:t xml:space="preserve">bir şıkta doğru, iki şıkta yanlış</w:t>
-      </w:r>
-    </w:p>
-    <w:p>
-      <w:pPr>
-        <w:numPr>
-          <w:ilvl w:val="0"/>
-          <w:numId w:val="1008"/>
-        </w:numPr>
-        <w:pStyle w:val="Compact"/>
-      </w:pPr>
-      <w:r>
-        <w:t xml:space="preserve">2021/73: tarife cetvelini kabul eden</w:t>
-      </w:r>
-      <w:r>
-        <w:t xml:space="preserve"> </w:t>
-      </w:r>
-      <w:r>
-        <w:t xml:space="preserve">“</w:t>
-      </w:r>
-      <w:r>
-        <w:t xml:space="preserve">Bakanlık</w:t>
-      </w:r>
-      <w:r>
-        <w:t xml:space="preserve">”</w:t>
-      </w:r>
-      <w:r>
-        <w:t xml:space="preserve"> </w:t>
-      </w:r>
-      <w:r>
-        <w:t xml:space="preserve">(doğrusu: Cumhurbaşkanı)</w:t>
-      </w:r>
-    </w:p>
-    <w:bookmarkEnd w:id="33"/>
-    <w:bookmarkStart w:id="34" w:name="kural-6-mutlak-ifade-alarm"/>
-    <w:p>
-      <w:pPr>
-        <w:pStyle w:val="Heading3"/>
-      </w:pPr>
-      <w:r>
-        <w:t xml:space="preserve">Kural 6 —</w:t>
-      </w:r>
-      <w:r>
-        <w:t xml:space="preserve"> </w:t>
-      </w:r>
-      <w:r>
-        <w:t xml:space="preserve">“</w:t>
-      </w:r>
-      <w:r>
-        <w:t xml:space="preserve">Mutlak ifade = alarm</w:t>
-      </w:r>
-      <w:r>
-        <w:t xml:space="preserve">”</w:t>
-      </w:r>
-    </w:p>
-    <w:p>
-      <w:pPr>
-        <w:pStyle w:val="FirstParagraph"/>
-      </w:pPr>
-      <w:r>
-        <w:t xml:space="preserve">“</w:t>
-      </w:r>
-      <w:r>
-        <w:t xml:space="preserve">Sadece</w:t>
-      </w:r>
-      <w:r>
-        <w:t xml:space="preserve">”</w:t>
-      </w:r>
-      <w:r>
-        <w:t xml:space="preserve">,</w:t>
-      </w:r>
-      <w:r>
-        <w:t xml:space="preserve"> </w:t>
-      </w:r>
-      <w:r>
-        <w:t xml:space="preserve">“</w:t>
-      </w:r>
-      <w:r>
-        <w:t xml:space="preserve">yalnızca</w:t>
-      </w:r>
-      <w:r>
-        <w:t xml:space="preserve">”</w:t>
-      </w:r>
-      <w:r>
-        <w:t xml:space="preserve">,</w:t>
-      </w:r>
-      <w:r>
-        <w:t xml:space="preserve"> </w:t>
-      </w:r>
-      <w:r>
-        <w:t xml:space="preserve">“</w:t>
-      </w:r>
-      <w:r>
-        <w:t xml:space="preserve">her türlü</w:t>
-      </w:r>
-      <w:r>
-        <w:t xml:space="preserve">”</w:t>
-      </w:r>
-      <w:r>
-        <w:t xml:space="preserve">,</w:t>
-      </w:r>
-      <w:r>
-        <w:t xml:space="preserve"> </w:t>
-      </w:r>
-      <w:r>
-        <w:t xml:space="preserve">“</w:t>
-      </w:r>
-      <w:r>
-        <w:t xml:space="preserve">istisnasız</w:t>
-      </w:r>
-      <w:r>
-        <w:t xml:space="preserve">”</w:t>
-      </w:r>
-      <w:r>
-        <w:t xml:space="preserve">,</w:t>
-      </w:r>
-      <w:r>
-        <w:t xml:space="preserve"> </w:t>
-      </w:r>
-      <w:r>
-        <w:t xml:space="preserve">“</w:t>
-      </w:r>
-      <w:r>
-        <w:t xml:space="preserve">hiçbir şekilde</w:t>
-      </w:r>
-      <w:r>
-        <w:t xml:space="preserve">”</w:t>
-      </w:r>
-      <w:r>
-        <w:t xml:space="preserve">,</w:t>
-      </w:r>
-      <w:r>
-        <w:t xml:space="preserve"> </w:t>
-      </w:r>
-      <w:r>
-        <w:t xml:space="preserve">“</w:t>
-      </w:r>
-      <w:r>
-        <w:t xml:space="preserve">her durumda</w:t>
-      </w:r>
-      <w:r>
-        <w:t xml:space="preserve">”</w:t>
-      </w:r>
-      <w:r>
-        <w:t xml:space="preserve"> </w:t>
-      </w:r>
-      <w:r>
-        <w:t xml:space="preserve">kelimeleri çoğunlukla bozuk şıkta duruyor.</w:t>
       </w:r>
     </w:p>
     <w:p>
@@ -5312,7 +5386,7 @@
         <w:pStyle w:val="Compact"/>
       </w:pPr>
       <w:r>
-        <w:t xml:space="preserve">2024/92: ATA karnesi</w:t>
+        <w:t xml:space="preserve">2025/30: kimyasallar tebliği</w:t>
       </w:r>
       <w:r>
         <w:t xml:space="preserve"> </w:t>
@@ -5321,7 +5395,7 @@
         <w:t xml:space="preserve">“</w:t>
       </w:r>
       <w:r>
-        <w:t xml:space="preserve">her türlü eşya</w:t>
+        <w:t xml:space="preserve">Tarım ve Orman Bakanlığı</w:t>
       </w:r>
       <w:r>
         <w:t xml:space="preserve">”</w:t>
@@ -5330,7 +5404,7 @@
         <w:t xml:space="preserve"> </w:t>
       </w:r>
       <w:r>
-        <w:t xml:space="preserve">için kullanılır</w:t>
+        <w:t xml:space="preserve">(doğrusu: Çevre, Şehircilik ve İklim Değişikliği Bakanlığı)</w:t>
       </w:r>
     </w:p>
     <w:p>
@@ -5342,19 +5416,7 @@
         <w:pStyle w:val="Compact"/>
       </w:pPr>
       <w:r>
-        <w:t xml:space="preserve">2024/38-V:</w:t>
-      </w:r>
-      <w:r>
-        <w:t xml:space="preserve"> </w:t>
-      </w:r>
-      <w:r>
-        <w:t xml:space="preserve">“</w:t>
-      </w:r>
-      <w:r>
-        <w:t xml:space="preserve">istisnasız</w:t>
-      </w:r>
-      <w:r>
-        <w:t xml:space="preserve">”</w:t>
+        <w:t xml:space="preserve">2025/60-IV: konsinye ihracatta süre uzatma makamı</w:t>
       </w:r>
     </w:p>
     <w:p>
@@ -5366,7 +5428,7 @@
         <w:pStyle w:val="Compact"/>
       </w:pPr>
       <w:r>
-        <w:t xml:space="preserve">2022/25, 28, 58:</w:t>
+        <w:t xml:space="preserve">2024/83-85-86: aynı sınavda</w:t>
       </w:r>
       <w:r>
         <w:t xml:space="preserve"> </w:t>
@@ -5375,10 +5437,16 @@
         <w:t xml:space="preserve">“</w:t>
       </w:r>
       <w:r>
-        <w:t xml:space="preserve">yalnızca/sadece</w:t>
+        <w:t xml:space="preserve">bölge müdürlüğü</w:t>
       </w:r>
       <w:r>
         <w:t xml:space="preserve">”</w:t>
+      </w:r>
+      <w:r>
+        <w:t xml:space="preserve"> </w:t>
+      </w:r>
+      <w:r>
+        <w:t xml:space="preserve">bir şıkta doğru, iki şıkta yanlış</w:t>
       </w:r>
     </w:p>
     <w:p>
@@ -5390,6 +5458,231 @@
         <w:pStyle w:val="Compact"/>
       </w:pPr>
       <w:r>
+        <w:t xml:space="preserve">2021/73: tarife cetvelini kabul eden</w:t>
+      </w:r>
+      <w:r>
+        <w:t xml:space="preserve"> </w:t>
+      </w:r>
+      <w:r>
+        <w:t xml:space="preserve">“</w:t>
+      </w:r>
+      <w:r>
+        <w:t xml:space="preserve">Bakanlık</w:t>
+      </w:r>
+      <w:r>
+        <w:t xml:space="preserve">”</w:t>
+      </w:r>
+      <w:r>
+        <w:t xml:space="preserve"> </w:t>
+      </w:r>
+      <w:r>
+        <w:t xml:space="preserve">(doğrusu: Cumhurbaşkanı)</w:t>
+      </w:r>
+    </w:p>
+    <w:bookmarkEnd w:id="34"/>
+    <w:bookmarkStart w:id="35" w:name="kural-6-mutlak-ifade-alarm"/>
+    <w:p>
+      <w:pPr>
+        <w:pStyle w:val="Heading3"/>
+      </w:pPr>
+      <w:r>
+        <w:t xml:space="preserve">Kural 6 —</w:t>
+      </w:r>
+      <w:r>
+        <w:t xml:space="preserve"> </w:t>
+      </w:r>
+      <w:r>
+        <w:t xml:space="preserve">“</w:t>
+      </w:r>
+      <w:r>
+        <w:t xml:space="preserve">Mutlak ifade = alarm</w:t>
+      </w:r>
+      <w:r>
+        <w:t xml:space="preserve">”</w:t>
+      </w:r>
+    </w:p>
+    <w:p>
+      <w:pPr>
+        <w:pStyle w:val="FirstParagraph"/>
+      </w:pPr>
+      <w:r>
+        <w:t xml:space="preserve">“</w:t>
+      </w:r>
+      <w:r>
+        <w:t xml:space="preserve">Sadece</w:t>
+      </w:r>
+      <w:r>
+        <w:t xml:space="preserve">”</w:t>
+      </w:r>
+      <w:r>
+        <w:t xml:space="preserve">,</w:t>
+      </w:r>
+      <w:r>
+        <w:t xml:space="preserve"> </w:t>
+      </w:r>
+      <w:r>
+        <w:t xml:space="preserve">“</w:t>
+      </w:r>
+      <w:r>
+        <w:t xml:space="preserve">yalnızca</w:t>
+      </w:r>
+      <w:r>
+        <w:t xml:space="preserve">”</w:t>
+      </w:r>
+      <w:r>
+        <w:t xml:space="preserve">,</w:t>
+      </w:r>
+      <w:r>
+        <w:t xml:space="preserve"> </w:t>
+      </w:r>
+      <w:r>
+        <w:t xml:space="preserve">“</w:t>
+      </w:r>
+      <w:r>
+        <w:t xml:space="preserve">her türlü</w:t>
+      </w:r>
+      <w:r>
+        <w:t xml:space="preserve">”</w:t>
+      </w:r>
+      <w:r>
+        <w:t xml:space="preserve">,</w:t>
+      </w:r>
+      <w:r>
+        <w:t xml:space="preserve"> </w:t>
+      </w:r>
+      <w:r>
+        <w:t xml:space="preserve">“</w:t>
+      </w:r>
+      <w:r>
+        <w:t xml:space="preserve">istisnasız</w:t>
+      </w:r>
+      <w:r>
+        <w:t xml:space="preserve">”</w:t>
+      </w:r>
+      <w:r>
+        <w:t xml:space="preserve">,</w:t>
+      </w:r>
+      <w:r>
+        <w:t xml:space="preserve"> </w:t>
+      </w:r>
+      <w:r>
+        <w:t xml:space="preserve">“</w:t>
+      </w:r>
+      <w:r>
+        <w:t xml:space="preserve">hiçbir şekilde</w:t>
+      </w:r>
+      <w:r>
+        <w:t xml:space="preserve">”</w:t>
+      </w:r>
+      <w:r>
+        <w:t xml:space="preserve">,</w:t>
+      </w:r>
+      <w:r>
+        <w:t xml:space="preserve"> </w:t>
+      </w:r>
+      <w:r>
+        <w:t xml:space="preserve">“</w:t>
+      </w:r>
+      <w:r>
+        <w:t xml:space="preserve">her durumda</w:t>
+      </w:r>
+      <w:r>
+        <w:t xml:space="preserve">”</w:t>
+      </w:r>
+      <w:r>
+        <w:t xml:space="preserve"> </w:t>
+      </w:r>
+      <w:r>
+        <w:t xml:space="preserve">kelimeleri çoğunlukla bozuk şıkta duruyor.</w:t>
+      </w:r>
+    </w:p>
+    <w:p>
+      <w:pPr>
+        <w:numPr>
+          <w:ilvl w:val="0"/>
+          <w:numId w:val="1010"/>
+        </w:numPr>
+        <w:pStyle w:val="Compact"/>
+      </w:pPr>
+      <w:r>
+        <w:t xml:space="preserve">2024/92: ATA karnesi</w:t>
+      </w:r>
+      <w:r>
+        <w:t xml:space="preserve"> </w:t>
+      </w:r>
+      <w:r>
+        <w:t xml:space="preserve">“</w:t>
+      </w:r>
+      <w:r>
+        <w:t xml:space="preserve">her türlü eşya</w:t>
+      </w:r>
+      <w:r>
+        <w:t xml:space="preserve">”</w:t>
+      </w:r>
+      <w:r>
+        <w:t xml:space="preserve"> </w:t>
+      </w:r>
+      <w:r>
+        <w:t xml:space="preserve">için kullanılır</w:t>
+      </w:r>
+    </w:p>
+    <w:p>
+      <w:pPr>
+        <w:numPr>
+          <w:ilvl w:val="0"/>
+          <w:numId w:val="1010"/>
+        </w:numPr>
+        <w:pStyle w:val="Compact"/>
+      </w:pPr>
+      <w:r>
+        <w:t xml:space="preserve">2024/38-V:</w:t>
+      </w:r>
+      <w:r>
+        <w:t xml:space="preserve"> </w:t>
+      </w:r>
+      <w:r>
+        <w:t xml:space="preserve">“</w:t>
+      </w:r>
+      <w:r>
+        <w:t xml:space="preserve">istisnasız</w:t>
+      </w:r>
+      <w:r>
+        <w:t xml:space="preserve">”</w:t>
+      </w:r>
+    </w:p>
+    <w:p>
+      <w:pPr>
+        <w:numPr>
+          <w:ilvl w:val="0"/>
+          <w:numId w:val="1010"/>
+        </w:numPr>
+        <w:pStyle w:val="Compact"/>
+      </w:pPr>
+      <w:r>
+        <w:t xml:space="preserve">2022/25, 28, 58:</w:t>
+      </w:r>
+      <w:r>
+        <w:t xml:space="preserve"> </w:t>
+      </w:r>
+      <w:r>
+        <w:t xml:space="preserve">“</w:t>
+      </w:r>
+      <w:r>
+        <w:t xml:space="preserve">yalnızca/sadece</w:t>
+      </w:r>
+      <w:r>
+        <w:t xml:space="preserve">”</w:t>
+      </w:r>
+    </w:p>
+    <w:p>
+      <w:pPr>
+        <w:numPr>
+          <w:ilvl w:val="0"/>
+          <w:numId w:val="1010"/>
+        </w:numPr>
+        <w:pStyle w:val="Compact"/>
+      </w:pPr>
+      <w:r>
         <w:t xml:space="preserve">2021/21:</w:t>
       </w:r>
       <w:r>
@@ -5441,8 +5734,8 @@
         <w:t xml:space="preserve">(2025/31) gibi kısıtlayıcı ifade serbest olan bir kuralı bozuyor.</w:t>
       </w:r>
     </w:p>
-    <w:bookmarkEnd w:id="34"/>
-    <w:bookmarkStart w:id="35" w:name="kural-7-olayın-türünü-ters-koy"/>
+    <w:bookmarkEnd w:id="35"/>
+    <w:bookmarkStart w:id="36" w:name="kural-7-olayın-türünü-ters-koy"/>
     <w:p>
       <w:pPr>
         <w:pStyle w:val="Heading3"/>
@@ -5471,8 +5764,8 @@
         <w:t xml:space="preserve">Sorumluluğu kaldıran davranış sorumluluk doğuran hâllerin arasına (2021/33), yükümlülüğü sona erdiren olay yükümlülüğü doğuranların arasına (2021/38), ticari başarısızlık geri verme sebebinin arasına (2021/34), iptal sebebi askıya alma sebeplerinin arasına (2025/90) konuyor.</w:t>
       </w:r>
     </w:p>
-    <w:bookmarkEnd w:id="35"/>
-    <w:bookmarkStart w:id="36" w:name="kural-8-kavramın-etiketini-değiştir"/>
+    <w:bookmarkEnd w:id="36"/>
+    <w:bookmarkStart w:id="37" w:name="kural-8-kavramın-etiketini-değiştir"/>
     <w:p>
       <w:pPr>
         <w:pStyle w:val="Heading3"/>
@@ -5499,165 +5792,6 @@
       </w:pPr>
       <w:r>
         <w:t xml:space="preserve">Tanım doğru, adı yanlış. Tanımı okuyup adı kontrol etmeyen kaybediyor.</w:t>
-      </w:r>
-    </w:p>
-    <w:p>
-      <w:pPr>
-        <w:numPr>
-          <w:ilvl w:val="0"/>
-          <w:numId w:val="1010"/>
-        </w:numPr>
-        <w:pStyle w:val="Compact"/>
-      </w:pPr>
-      <w:r>
-        <w:t xml:space="preserve">2021/2: risk yönetimi tanımına</w:t>
-      </w:r>
-      <w:r>
-        <w:t xml:space="preserve"> </w:t>
-      </w:r>
-      <w:r>
-        <w:t xml:space="preserve">“</w:t>
-      </w:r>
-      <w:r>
-        <w:t xml:space="preserve">risk araştırması</w:t>
-      </w:r>
-      <w:r>
-        <w:t xml:space="preserve">”</w:t>
-      </w:r>
-      <w:r>
-        <w:t xml:space="preserve"> </w:t>
-      </w:r>
-      <w:r>
-        <w:t xml:space="preserve">adı</w:t>
-      </w:r>
-    </w:p>
-    <w:p>
-      <w:pPr>
-        <w:numPr>
-          <w:ilvl w:val="0"/>
-          <w:numId w:val="1010"/>
-        </w:numPr>
-        <w:pStyle w:val="Compact"/>
-      </w:pPr>
-      <w:r>
-        <w:t xml:space="preserve">2021/19: son yöntemin tanımına</w:t>
-      </w:r>
-      <w:r>
-        <w:t xml:space="preserve"> </w:t>
-      </w:r>
-      <w:r>
-        <w:t xml:space="preserve">“</w:t>
-      </w:r>
-      <w:r>
-        <w:t xml:space="preserve">hesaplanmış kıymet</w:t>
-      </w:r>
-      <w:r>
-        <w:t xml:space="preserve">”</w:t>
-      </w:r>
-      <w:r>
-        <w:t xml:space="preserve"> </w:t>
-      </w:r>
-      <w:r>
-        <w:t xml:space="preserve">başlığı</w:t>
-      </w:r>
-    </w:p>
-    <w:p>
-      <w:pPr>
-        <w:numPr>
-          <w:ilvl w:val="0"/>
-          <w:numId w:val="1010"/>
-        </w:numPr>
-        <w:pStyle w:val="Compact"/>
-      </w:pPr>
-      <w:r>
-        <w:t xml:space="preserve">2024/57: römork / römorkör</w:t>
-      </w:r>
-    </w:p>
-    <w:p>
-      <w:pPr>
-        <w:numPr>
-          <w:ilvl w:val="0"/>
-          <w:numId w:val="1010"/>
-        </w:numPr>
-        <w:pStyle w:val="Compact"/>
-      </w:pPr>
-      <w:r>
-        <w:t xml:space="preserve">2024/37: efektif / döviz</w:t>
-      </w:r>
-    </w:p>
-    <w:p>
-      <w:pPr>
-        <w:numPr>
-          <w:ilvl w:val="0"/>
-          <w:numId w:val="1010"/>
-        </w:numPr>
-        <w:pStyle w:val="Compact"/>
-      </w:pPr>
-      <w:r>
-        <w:t xml:space="preserve">2025/89:</w:t>
-      </w:r>
-      <w:r>
-        <w:t xml:space="preserve"> </w:t>
-      </w:r>
-      <w:r>
-        <w:t xml:space="preserve">“</w:t>
-      </w:r>
-      <w:r>
-        <w:t xml:space="preserve">bağlayıcı menşe</w:t>
-      </w:r>
-      <w:r>
-        <w:t xml:space="preserve">”</w:t>
-      </w:r>
-      <w:r>
-        <w:t xml:space="preserve">,</w:t>
-      </w:r>
-      <w:r>
-        <w:t xml:space="preserve"> </w:t>
-      </w:r>
-      <w:r>
-        <w:t xml:space="preserve">“</w:t>
-      </w:r>
-      <w:r>
-        <w:t xml:space="preserve">sabit değişim</w:t>
-      </w:r>
-      <w:r>
-        <w:t xml:space="preserve">”</w:t>
-      </w:r>
-      <w:r>
-        <w:t xml:space="preserve"> </w:t>
-      </w:r>
-      <w:r>
-        <w:t xml:space="preserve">gibi uydurma kavramlar</w:t>
-      </w:r>
-    </w:p>
-    <w:bookmarkEnd w:id="36"/>
-    <w:bookmarkStart w:id="37" w:name="kural-9-rejimden-rejime-hüküm-taşı"/>
-    <w:p>
-      <w:pPr>
-        <w:pStyle w:val="Heading3"/>
-      </w:pPr>
-      <w:r>
-        <w:t xml:space="preserve">Kural 9 —</w:t>
-      </w:r>
-      <w:r>
-        <w:t xml:space="preserve"> </w:t>
-      </w:r>
-      <w:r>
-        <w:t xml:space="preserve">“</w:t>
-      </w:r>
-      <w:r>
-        <w:t xml:space="preserve">Rejimden rejime hüküm taşı</w:t>
-      </w:r>
-      <w:r>
-        <w:t xml:space="preserve">”</w:t>
-      </w:r>
-    </w:p>
-    <w:p>
-      <w:pPr>
-        <w:pStyle w:val="FirstParagraph"/>
-      </w:pPr>
-      <w:r>
-        <w:t xml:space="preserve">Bir rejimde doğru olan hüküm başka rejime konuyor.</w:t>
       </w:r>
     </w:p>
     <w:p>
@@ -5669,7 +5803,25 @@
         <w:pStyle w:val="Compact"/>
       </w:pPr>
       <w:r>
-        <w:t xml:space="preserve">2024/91-II: DİR’deki işleme faaliyeti geçici ithalata</w:t>
+        <w:t xml:space="preserve">2021/2: risk yönetimi tanımına</w:t>
+      </w:r>
+      <w:r>
+        <w:t xml:space="preserve"> </w:t>
+      </w:r>
+      <w:r>
+        <w:t xml:space="preserve">“</w:t>
+      </w:r>
+      <w:r>
+        <w:t xml:space="preserve">risk araştırması</w:t>
+      </w:r>
+      <w:r>
+        <w:t xml:space="preserve">”</w:t>
+      </w:r>
+      <w:r>
+        <w:t xml:space="preserve"> </w:t>
+      </w:r>
+      <w:r>
+        <w:t xml:space="preserve">adı</w:t>
       </w:r>
     </w:p>
     <w:p>
@@ -5681,7 +5833,25 @@
         <w:pStyle w:val="Compact"/>
       </w:pPr>
       <w:r>
-        <w:t xml:space="preserve">2024/62-D: geçici ithalat ambalaj hükmü ihracata</w:t>
+        <w:t xml:space="preserve">2021/19: son yöntemin tanımına</w:t>
+      </w:r>
+      <w:r>
+        <w:t xml:space="preserve"> </w:t>
+      </w:r>
+      <w:r>
+        <w:t xml:space="preserve">“</w:t>
+      </w:r>
+      <w:r>
+        <w:t xml:space="preserve">hesaplanmış kıymet</w:t>
+      </w:r>
+      <w:r>
+        <w:t xml:space="preserve">”</w:t>
+      </w:r>
+      <w:r>
+        <w:t xml:space="preserve"> </w:t>
+      </w:r>
+      <w:r>
+        <w:t xml:space="preserve">başlığı</w:t>
       </w:r>
     </w:p>
     <w:p>
@@ -5693,7 +5863,7 @@
         <w:pStyle w:val="Compact"/>
       </w:pPr>
       <w:r>
-        <w:t xml:space="preserve">2025/66-III: AB (UCC) basitleştirmesi Türk transit mevzuatına</w:t>
+        <w:t xml:space="preserve">2024/57: römork / römorkör</w:t>
       </w:r>
     </w:p>
     <w:p>
@@ -5705,17 +5875,62 @@
         <w:pStyle w:val="Compact"/>
       </w:pPr>
       <w:r>
-        <w:t xml:space="preserve">2025/65-A: ulusal teminat ortak transite</w:t>
+        <w:t xml:space="preserve">2024/37: efektif / döviz</w:t>
+      </w:r>
+    </w:p>
+    <w:p>
+      <w:pPr>
+        <w:numPr>
+          <w:ilvl w:val="0"/>
+          <w:numId w:val="1011"/>
+        </w:numPr>
+        <w:pStyle w:val="Compact"/>
+      </w:pPr>
+      <w:r>
+        <w:t xml:space="preserve">2025/89:</w:t>
+      </w:r>
+      <w:r>
+        <w:t xml:space="preserve"> </w:t>
+      </w:r>
+      <w:r>
+        <w:t xml:space="preserve">“</w:t>
+      </w:r>
+      <w:r>
+        <w:t xml:space="preserve">bağlayıcı menşe</w:t>
+      </w:r>
+      <w:r>
+        <w:t xml:space="preserve">”</w:t>
+      </w:r>
+      <w:r>
+        <w:t xml:space="preserve">,</w:t>
+      </w:r>
+      <w:r>
+        <w:t xml:space="preserve"> </w:t>
+      </w:r>
+      <w:r>
+        <w:t xml:space="preserve">“</w:t>
+      </w:r>
+      <w:r>
+        <w:t xml:space="preserve">sabit değişim</w:t>
+      </w:r>
+      <w:r>
+        <w:t xml:space="preserve">”</w:t>
+      </w:r>
+      <w:r>
+        <w:t xml:space="preserve"> </w:t>
+      </w:r>
+      <w:r>
+        <w:t xml:space="preserve">gibi uydurma kavramlar</w:t>
       </w:r>
     </w:p>
     <w:bookmarkEnd w:id="37"/>
-    <w:bookmarkStart w:id="38" w:name="kural-10-hesapta-kural-aritmetik-değil"/>
+    <w:bookmarkStart w:id="38" w:name="kural-9-rejimden-rejime-hüküm-taşı"/>
     <w:p>
       <w:pPr>
         <w:pStyle w:val="Heading3"/>
       </w:pPr>
       <w:r>
-        <w:t xml:space="preserve">Kural 10 —</w:t>
+        <w:t xml:space="preserve">Kural 9 —</w:t>
       </w:r>
       <w:r>
         <w:t xml:space="preserve"> </w:t>
@@ -5724,10 +5939,18 @@
         <w:t xml:space="preserve">“</w:t>
       </w:r>
       <w:r>
-        <w:t xml:space="preserve">Hesapta kural, aritmetik değil</w:t>
+        <w:t xml:space="preserve">Rejimden rejime hüküm taşı</w:t>
       </w:r>
       <w:r>
         <w:t xml:space="preserve">”</w:t>
+      </w:r>
+    </w:p>
+    <w:p>
+      <w:pPr>
+        <w:pStyle w:val="FirstParagraph"/>
+      </w:pPr>
+      <w:r>
+        <w:t xml:space="preserve">Bir rejimde doğru olan hüküm başka rejime konuyor.</w:t>
       </w:r>
     </w:p>
     <w:p>
@@ -5739,6 +5962,76 @@
         <w:pStyle w:val="Compact"/>
       </w:pPr>
       <w:r>
+        <w:t xml:space="preserve">2024/91-II: DİR’deki işleme faaliyeti geçici ithalata</w:t>
+      </w:r>
+    </w:p>
+    <w:p>
+      <w:pPr>
+        <w:numPr>
+          <w:ilvl w:val="0"/>
+          <w:numId w:val="1012"/>
+        </w:numPr>
+        <w:pStyle w:val="Compact"/>
+      </w:pPr>
+      <w:r>
+        <w:t xml:space="preserve">2024/62-D: geçici ithalat ambalaj hükmü ihracata</w:t>
+      </w:r>
+    </w:p>
+    <w:p>
+      <w:pPr>
+        <w:numPr>
+          <w:ilvl w:val="0"/>
+          <w:numId w:val="1012"/>
+        </w:numPr>
+        <w:pStyle w:val="Compact"/>
+      </w:pPr>
+      <w:r>
+        <w:t xml:space="preserve">2025/66-III: AB (UCC) basitleştirmesi Türk transit mevzuatına</w:t>
+      </w:r>
+    </w:p>
+    <w:p>
+      <w:pPr>
+        <w:numPr>
+          <w:ilvl w:val="0"/>
+          <w:numId w:val="1012"/>
+        </w:numPr>
+        <w:pStyle w:val="Compact"/>
+      </w:pPr>
+      <w:r>
+        <w:t xml:space="preserve">2025/65-A: ulusal teminat ortak transite</w:t>
+      </w:r>
+    </w:p>
+    <w:bookmarkEnd w:id="38"/>
+    <w:bookmarkStart w:id="39" w:name="kural-10-hesapta-kural-aritmetik-değil"/>
+    <w:p>
+      <w:pPr>
+        <w:pStyle w:val="Heading3"/>
+      </w:pPr>
+      <w:r>
+        <w:t xml:space="preserve">Kural 10 —</w:t>
+      </w:r>
+      <w:r>
+        <w:t xml:space="preserve"> </w:t>
+      </w:r>
+      <w:r>
+        <w:t xml:space="preserve">“</w:t>
+      </w:r>
+      <w:r>
+        <w:t xml:space="preserve">Hesapta kural, aritmetik değil</w:t>
+      </w:r>
+      <w:r>
+        <w:t xml:space="preserve">”</w:t>
+      </w:r>
+    </w:p>
+    <w:p>
+      <w:pPr>
+        <w:numPr>
+          <w:ilvl w:val="0"/>
+          <w:numId w:val="1013"/>
+        </w:numPr>
+        <w:pStyle w:val="Compact"/>
+      </w:pPr>
+      <w:r>
         <w:rPr>
           <w:bCs/>
           <w:b/>
@@ -5756,7 +6049,7 @@
       <w:pPr>
         <w:numPr>
           <w:ilvl w:val="0"/>
-          <w:numId w:val="1012"/>
+          <w:numId w:val="1013"/>
         </w:numPr>
         <w:pStyle w:val="Compact"/>
       </w:pPr>
@@ -5778,7 +6071,7 @@
       <w:pPr>
         <w:numPr>
           <w:ilvl w:val="0"/>
-          <w:numId w:val="1012"/>
+          <w:numId w:val="1013"/>
         </w:numPr>
         <w:pStyle w:val="Compact"/>
       </w:pPr>
@@ -5800,7 +6093,7 @@
       <w:pPr>
         <w:numPr>
           <w:ilvl w:val="0"/>
-          <w:numId w:val="1012"/>
+          <w:numId w:val="1013"/>
         </w:numPr>
         <w:pStyle w:val="Compact"/>
       </w:pPr>
@@ -5822,7 +6115,7 @@
       <w:pPr>
         <w:numPr>
           <w:ilvl w:val="0"/>
-          <w:numId w:val="1012"/>
+          <w:numId w:val="1013"/>
         </w:numPr>
         <w:pStyle w:val="Compact"/>
       </w:pPr>
@@ -5844,7 +6137,7 @@
       <w:pPr>
         <w:numPr>
           <w:ilvl w:val="0"/>
-          <w:numId w:val="1012"/>
+          <w:numId w:val="1013"/>
         </w:numPr>
         <w:pStyle w:val="Compact"/>
       </w:pPr>
@@ -5862,8 +6155,8 @@
         <w:t xml:space="preserve">Daha önce 2 no.lu KDV beyannamesiyle ödenmiş KDV gümrükte tekrar alınmaz (2025/14). Antrepo işleticisinin fatura ettiği KDV mahsup edilir (2025/12). Gözetim farkına isabet eden KDV indirilemez (2024/29).</w:t>
       </w:r>
     </w:p>
-    <w:bookmarkEnd w:id="38"/>
-    <w:bookmarkStart w:id="39" w:name="kural-11-sınav-yılının-mevzuatını-sor"/>
+    <w:bookmarkEnd w:id="39"/>
+    <w:bookmarkStart w:id="40" w:name="kural-11-sınav-yılının-mevzuatını-sor"/>
     <w:p>
       <w:pPr>
         <w:pStyle w:val="Heading3"/>
@@ -5892,8 +6185,8 @@
         <w:t xml:space="preserve">Vaka tarihleri sınav yılına göre kuruluyor (zamanaşımı ve kullanılmış taşıt yaşı buna göre hesaplanıyor). Rakamlar o yılın güncel rakamı: asgari ücret tarifesi (2022/56, 2024/100: 44.085 TL), götürü teminat tutarları, posta eşiği (2023: 150 Avro, 2025: 30 Avro), nakit beyan eşiği (2025: 185.000 TL).</w:t>
       </w:r>
     </w:p>
-    <w:bookmarkEnd w:id="39"/>
-    <w:bookmarkStart w:id="40" w:name="kural-12-seri-kur-çapraz-ipucu-bırak"/>
+    <w:bookmarkEnd w:id="40"/>
+    <w:bookmarkStart w:id="41" w:name="kural-12-seri-kur-çapraz-ipucu-bırak"/>
     <w:p>
       <w:pPr>
         <w:pStyle w:val="Heading3"/>
@@ -5960,9 +6253,9 @@
         </w:pict>
       </w:r>
     </w:p>
-    <w:bookmarkEnd w:id="40"/>
     <w:bookmarkEnd w:id="41"/>
-    <w:bookmarkStart w:id="46" w:name="konu-haritasi-5-yılda-ne-kadar-sorulmuş"/>
+    <w:bookmarkEnd w:id="42"/>
+    <w:bookmarkStart w:id="47" w:name="konu-haritasi-5-yılda-ne-kadar-sorulmuş"/>
     <w:p>
       <w:pPr>
         <w:pStyle w:val="Heading2"/>
@@ -5979,7 +6272,7 @@
         <w:t xml:space="preserve">500 soru 45 kanonik konuya tek tek (anahtar kelimeyle değil, soru okunarak) eşlendi. Hesap soruları içerik konusuna dağıtıldı. Bu yüzden gruplar 1.1’deki alan tablosundan farklıdır.</w:t>
       </w:r>
     </w:p>
-    <w:bookmarkStart w:id="42" w:name="grup-toplamları"/>
+    <w:bookmarkStart w:id="43" w:name="grup-toplamları"/>
     <w:p>
       <w:pPr>
         <w:pStyle w:val="Heading3"/>
@@ -6372,8 +6665,8 @@
         <w:t xml:space="preserve">Hesap sorularının konusu (59 soru): gümrük kıymeti 32 · KDV matrahı 9 · ceza/uzlaşma 7 · ÖTV 4 · antrepo teminatı 2 · İGV/MIN-MAX 2 · gözetim 1 · geçici ithalat faizi 1 · ihracat bedeli 1.</w:t>
       </w:r>
     </w:p>
-    <w:bookmarkEnd w:id="42"/>
-    <w:bookmarkStart w:id="43" w:name="konu-yıl-frekansı-45-konunun-tamamı"/>
+    <w:bookmarkEnd w:id="43"/>
+    <w:bookmarkStart w:id="44" w:name="konu-yıl-frekansı-45-konunun-tamamı"/>
     <w:p>
       <w:pPr>
         <w:pStyle w:val="Heading3"/>
@@ -11107,7 +11400,7 @@
       <w:pPr>
         <w:numPr>
           <w:ilvl w:val="0"/>
-          <w:numId w:val="1013"/>
+          <w:numId w:val="1014"/>
         </w:numPr>
         <w:pStyle w:val="Compact"/>
       </w:pPr>
@@ -11129,7 +11422,7 @@
       <w:pPr>
         <w:numPr>
           <w:ilvl w:val="0"/>
-          <w:numId w:val="1013"/>
+          <w:numId w:val="1014"/>
         </w:numPr>
         <w:pStyle w:val="Compact"/>
       </w:pPr>
@@ -11151,7 +11444,7 @@
       <w:pPr>
         <w:numPr>
           <w:ilvl w:val="0"/>
-          <w:numId w:val="1013"/>
+          <w:numId w:val="1014"/>
         </w:numPr>
         <w:pStyle w:val="Compact"/>
       </w:pPr>
@@ -11169,8 +11462,8 @@
         <w:t xml:space="preserve">5607 (10 → 2), özet beyan (7 → 0), genel hükümler ve tanımlar (6 → 0), posta-hızlı kargo (4 → 1), dış ticaret işlemleri (5 → 1).</w:t>
       </w:r>
     </w:p>
-    <w:bookmarkEnd w:id="43"/>
-    <w:bookmarkStart w:id="44" w:name="mikro-konular-en-çok-sorulan-aynı-bilgi"/>
+    <w:bookmarkEnd w:id="44"/>
+    <w:bookmarkStart w:id="45" w:name="mikro-konular-en-çok-sorulan-aynı-bilgi"/>
     <w:p>
       <w:pPr>
         <w:pStyle w:val="Heading3"/>
@@ -11625,8 +11918,8 @@
         </w:tc>
       </w:tr>
     </w:tbl>
-    <w:bookmarkEnd w:id="44"/>
-    <w:bookmarkStart w:id="45" w:name="tarifede-birebir-tekrar-eden-bilgiler"/>
+    <w:bookmarkEnd w:id="45"/>
+    <w:bookmarkStart w:id="46" w:name="tarifede-birebir-tekrar-eden-bilgiler"/>
     <w:p>
       <w:pPr>
         <w:pStyle w:val="Heading3"/>
@@ -11639,7 +11932,7 @@
       <w:pPr>
         <w:numPr>
           <w:ilvl w:val="0"/>
-          <w:numId w:val="1014"/>
+          <w:numId w:val="1015"/>
         </w:numPr>
         <w:pStyle w:val="Compact"/>
       </w:pPr>
@@ -11651,7 +11944,7 @@
       <w:pPr>
         <w:numPr>
           <w:ilvl w:val="0"/>
-          <w:numId w:val="1014"/>
+          <w:numId w:val="1015"/>
         </w:numPr>
         <w:pStyle w:val="Compact"/>
       </w:pPr>
@@ -11663,7 +11956,7 @@
       <w:pPr>
         <w:numPr>
           <w:ilvl w:val="0"/>
-          <w:numId w:val="1014"/>
+          <w:numId w:val="1015"/>
         </w:numPr>
         <w:pStyle w:val="Compact"/>
       </w:pPr>
@@ -11675,7 +11968,7 @@
       <w:pPr>
         <w:numPr>
           <w:ilvl w:val="0"/>
-          <w:numId w:val="1014"/>
+          <w:numId w:val="1015"/>
         </w:numPr>
         <w:pStyle w:val="Compact"/>
       </w:pPr>
@@ -11687,7 +11980,7 @@
       <w:pPr>
         <w:numPr>
           <w:ilvl w:val="0"/>
-          <w:numId w:val="1014"/>
+          <w:numId w:val="1015"/>
         </w:numPr>
         <w:pStyle w:val="Compact"/>
       </w:pPr>
@@ -11699,7 +11992,7 @@
       <w:pPr>
         <w:numPr>
           <w:ilvl w:val="0"/>
-          <w:numId w:val="1014"/>
+          <w:numId w:val="1015"/>
         </w:numPr>
         <w:pStyle w:val="Compact"/>
       </w:pPr>
@@ -11711,7 +12004,7 @@
       <w:pPr>
         <w:numPr>
           <w:ilvl w:val="0"/>
-          <w:numId w:val="1014"/>
+          <w:numId w:val="1015"/>
         </w:numPr>
         <w:pStyle w:val="Compact"/>
       </w:pPr>
@@ -11723,7 +12016,7 @@
       <w:pPr>
         <w:numPr>
           <w:ilvl w:val="0"/>
-          <w:numId w:val="1014"/>
+          <w:numId w:val="1015"/>
         </w:numPr>
         <w:pStyle w:val="Compact"/>
       </w:pPr>
@@ -11735,7 +12028,7 @@
       <w:pPr>
         <w:numPr>
           <w:ilvl w:val="0"/>
-          <w:numId w:val="1014"/>
+          <w:numId w:val="1015"/>
         </w:numPr>
         <w:pStyle w:val="Compact"/>
       </w:pPr>
@@ -11747,7 +12040,7 @@
       <w:pPr>
         <w:numPr>
           <w:ilvl w:val="0"/>
-          <w:numId w:val="1014"/>
+          <w:numId w:val="1015"/>
         </w:numPr>
         <w:pStyle w:val="Compact"/>
       </w:pPr>
@@ -11759,7 +12052,7 @@
       <w:pPr>
         <w:numPr>
           <w:ilvl w:val="0"/>
-          <w:numId w:val="1014"/>
+          <w:numId w:val="1015"/>
         </w:numPr>
         <w:pStyle w:val="Compact"/>
       </w:pPr>
@@ -11771,7 +12064,7 @@
       <w:pPr>
         <w:numPr>
           <w:ilvl w:val="0"/>
-          <w:numId w:val="1014"/>
+          <w:numId w:val="1015"/>
         </w:numPr>
         <w:pStyle w:val="Compact"/>
       </w:pPr>
@@ -11817,9 +12110,9 @@
         </w:pict>
       </w:r>
     </w:p>
-    <w:bookmarkEnd w:id="45"/>
     <w:bookmarkEnd w:id="46"/>
-    <w:bookmarkStart w:id="51" w:name="alan-alan-bakanlık-neyi-hedefliyor"/>
+    <w:bookmarkEnd w:id="47"/>
+    <w:bookmarkStart w:id="52" w:name="alan-alan-bakanlık-neyi-hedefliyor"/>
     <w:p>
       <w:pPr>
         <w:pStyle w:val="Heading2"/>
@@ -11828,7 +12121,7 @@
         <w:t xml:space="preserve">4. ALAN ALAN: Bakanlık neyi hedefliyor?</w:t>
       </w:r>
     </w:p>
-    <w:bookmarkStart w:id="47" w:name="gümrük-mevzuatı-yılda-4044-soru"/>
+    <w:bookmarkStart w:id="48" w:name="gümrük-mevzuatı-yılda-4044-soru"/>
     <w:p>
       <w:pPr>
         <w:pStyle w:val="Heading3"/>
@@ -11907,7 +12200,7 @@
       <w:pPr>
         <w:numPr>
           <w:ilvl w:val="0"/>
-          <w:numId w:val="1015"/>
+          <w:numId w:val="1016"/>
         </w:numPr>
         <w:pStyle w:val="Compact"/>
       </w:pPr>
@@ -11919,7 +12212,7 @@
       <w:pPr>
         <w:numPr>
           <w:ilvl w:val="0"/>
-          <w:numId w:val="1015"/>
+          <w:numId w:val="1016"/>
         </w:numPr>
         <w:pStyle w:val="Compact"/>
       </w:pPr>
@@ -11937,7 +12230,7 @@
       <w:pPr>
         <w:numPr>
           <w:ilvl w:val="0"/>
-          <w:numId w:val="1015"/>
+          <w:numId w:val="1016"/>
         </w:numPr>
         <w:pStyle w:val="Compact"/>
       </w:pPr>
@@ -11949,7 +12242,7 @@
       <w:pPr>
         <w:numPr>
           <w:ilvl w:val="0"/>
-          <w:numId w:val="1015"/>
+          <w:numId w:val="1016"/>
         </w:numPr>
         <w:pStyle w:val="Compact"/>
       </w:pPr>
@@ -11979,7 +12272,7 @@
       <w:pPr>
         <w:numPr>
           <w:ilvl w:val="0"/>
-          <w:numId w:val="1015"/>
+          <w:numId w:val="1016"/>
         </w:numPr>
         <w:pStyle w:val="Compact"/>
       </w:pPr>
@@ -11987,8 +12280,8 @@
         <w:t xml:space="preserve">Tarihli vaka: tescil, izin süresi ve kati ithalat tarihlerinden hangisi esas alınır (2025/88)</w:t>
       </w:r>
     </w:p>
-    <w:bookmarkEnd w:id="47"/>
-    <w:bookmarkStart w:id="48" w:name="sair-mevzuat-yılda-2532-soru"/>
+    <w:bookmarkEnd w:id="48"/>
+    <w:bookmarkStart w:id="49" w:name="sair-mevzuat-yılda-2532-soru"/>
     <w:p>
       <w:pPr>
         <w:pStyle w:val="Heading3"/>
@@ -12031,7 +12324,7 @@
       <w:pPr>
         <w:numPr>
           <w:ilvl w:val="0"/>
-          <w:numId w:val="1016"/>
+          <w:numId w:val="1017"/>
         </w:numPr>
         <w:pStyle w:val="Compact"/>
       </w:pPr>
@@ -12053,7 +12346,7 @@
       <w:pPr>
         <w:numPr>
           <w:ilvl w:val="0"/>
-          <w:numId w:val="1016"/>
+          <w:numId w:val="1017"/>
         </w:numPr>
         <w:pStyle w:val="Compact"/>
       </w:pPr>
@@ -12075,7 +12368,7 @@
       <w:pPr>
         <w:numPr>
           <w:ilvl w:val="0"/>
-          <w:numId w:val="1016"/>
+          <w:numId w:val="1017"/>
         </w:numPr>
         <w:pStyle w:val="Compact"/>
       </w:pPr>
@@ -12097,7 +12390,7 @@
       <w:pPr>
         <w:numPr>
           <w:ilvl w:val="0"/>
-          <w:numId w:val="1016"/>
+          <w:numId w:val="1017"/>
         </w:numPr>
         <w:pStyle w:val="Compact"/>
       </w:pPr>
@@ -12119,7 +12412,7 @@
       <w:pPr>
         <w:numPr>
           <w:ilvl w:val="0"/>
-          <w:numId w:val="1016"/>
+          <w:numId w:val="1017"/>
         </w:numPr>
         <w:pStyle w:val="Compact"/>
       </w:pPr>
@@ -12141,7 +12434,7 @@
       <w:pPr>
         <w:numPr>
           <w:ilvl w:val="0"/>
-          <w:numId w:val="1016"/>
+          <w:numId w:val="1017"/>
         </w:numPr>
         <w:pStyle w:val="Compact"/>
       </w:pPr>
@@ -12195,8 +12488,8 @@
         <w:t xml:space="preserve">ülke–belge eşleştirmesi, tebliğ–kurum eşleştirmesi, liste soruları (hangisi taraf değildir / hangisi listede yer almaz), eşik + belge boşluğu (185.000 TL / nakit beyan formu).</w:t>
       </w:r>
     </w:p>
-    <w:bookmarkEnd w:id="48"/>
-    <w:bookmarkStart w:id="49" w:name="tarife-yılda-1318-soru-tek-blok"/>
+    <w:bookmarkEnd w:id="49"/>
+    <w:bookmarkStart w:id="50" w:name="tarife-yılda-1318-soru-tek-blok"/>
     <w:p>
       <w:pPr>
         <w:pStyle w:val="Heading3"/>
@@ -12255,7 +12548,7 @@
       <w:pPr>
         <w:numPr>
           <w:ilvl w:val="0"/>
-          <w:numId w:val="1017"/>
+          <w:numId w:val="1018"/>
         </w:numPr>
         <w:pStyle w:val="Compact"/>
       </w:pPr>
@@ -12313,7 +12606,7 @@
       <w:pPr>
         <w:numPr>
           <w:ilvl w:val="0"/>
-          <w:numId w:val="1017"/>
+          <w:numId w:val="1018"/>
         </w:numPr>
         <w:pStyle w:val="Compact"/>
       </w:pPr>
@@ -12335,7 +12628,7 @@
       <w:pPr>
         <w:numPr>
           <w:ilvl w:val="0"/>
-          <w:numId w:val="1017"/>
+          <w:numId w:val="1018"/>
         </w:numPr>
         <w:pStyle w:val="Compact"/>
       </w:pPr>
@@ -12357,7 +12650,7 @@
       <w:pPr>
         <w:numPr>
           <w:ilvl w:val="0"/>
-          <w:numId w:val="1017"/>
+          <w:numId w:val="1018"/>
         </w:numPr>
         <w:pStyle w:val="Compact"/>
       </w:pPr>
@@ -12412,7 +12705,7 @@
       <w:pPr>
         <w:numPr>
           <w:ilvl w:val="0"/>
-          <w:numId w:val="1017"/>
+          <w:numId w:val="1018"/>
         </w:numPr>
         <w:pStyle w:val="Compact"/>
       </w:pPr>
@@ -12434,7 +12727,7 @@
       <w:pPr>
         <w:numPr>
           <w:ilvl w:val="0"/>
-          <w:numId w:val="1017"/>
+          <w:numId w:val="1018"/>
         </w:numPr>
         <w:pStyle w:val="Compact"/>
       </w:pPr>
@@ -12472,7 +12765,7 @@
       <w:pPr>
         <w:numPr>
           <w:ilvl w:val="0"/>
-          <w:numId w:val="1017"/>
+          <w:numId w:val="1018"/>
         </w:numPr>
         <w:pStyle w:val="Compact"/>
       </w:pPr>
@@ -12592,8 +12885,8 @@
         <w:t xml:space="preserve">(kauçuktan sandalye → 40 yerine 94).</w:t>
       </w:r>
     </w:p>
-    <w:bookmarkEnd w:id="49"/>
-    <w:bookmarkStart w:id="50" w:name="hesaplama-yılda-916-soru"/>
+    <w:bookmarkEnd w:id="50"/>
+    <w:bookmarkStart w:id="51" w:name="hesaplama-yılda-916-soru"/>
     <w:p>
       <w:pPr>
         <w:pStyle w:val="Heading3"/>
@@ -13498,9 +13791,9 @@
         </w:pict>
       </w:r>
     </w:p>
-    <w:bookmarkEnd w:id="50"/>
     <w:bookmarkEnd w:id="51"/>
-    <w:bookmarkStart w:id="52" w:name="trendler-2021-2025"/>
+    <w:bookmarkEnd w:id="52"/>
+    <w:bookmarkStart w:id="53" w:name="trendler-2021-2025"/>
     <w:p>
       <w:pPr>
         <w:pStyle w:val="Heading2"/>
@@ -13517,9 +13810,9 @@
         <w:jc w:val="start"/>
       </w:tblPr>
       <w:tblGrid>
-        <w:gridCol w:w="2112"/>
-        <w:gridCol w:w="3036"/>
-        <w:gridCol w:w="2772"/>
+        <w:gridCol w:w="2013"/>
+        <w:gridCol w:w="2953"/>
+        <w:gridCol w:w="2953"/>
       </w:tblGrid>
       <w:tr>
         <w:trPr>
@@ -13583,7 +13876,7 @@
               <w:jc w:val="left"/>
             </w:pPr>
             <w:r>
-              <w:t xml:space="preserve">Olumsuz %55 → %30; öncüllü 4 → 17; boşluk 0 → 5; eşleştirme 1 → 5</w:t>
+              <w:t xml:space="preserve">Olumsuz %53 → %30 (düşüş O2’den: 25 → 9); öncüllü 4 → 17; boşluk 0 → 5; eşleştirme 2 → 5</w:t>
             </w:r>
           </w:p>
         </w:tc>
@@ -13697,19 +13990,19 @@
               <w:jc w:val="left"/>
             </w:pPr>
             <w:r>
-              <w:t xml:space="preserve">Her yıl en az bir bağlı soru</w:t>
-            </w:r>
-          </w:p>
-        </w:tc>
-        <w:tc>
-          <w:tcPr/>
-          <w:p>
-            <w:pPr>
-              <w:pStyle w:val="Compact"/>
-              <w:jc w:val="left"/>
-            </w:pPr>
-            <w:r>
-              <w:t xml:space="preserve">Bağlı soru setleri (kıymet → KDV matrahı)</w:t>
+              <w:t xml:space="preserve">2021–2024’te her yıl en az bir bağlı soru; 2025’te yok. Özel kıymet durumu (H6) 2023’ten beri kalem listeli kıymeti (H1) geçti</w:t>
+            </w:r>
+          </w:p>
+        </w:tc>
+        <w:tc>
+          <w:tcPr/>
+          <w:p>
+            <w:pPr>
+              <w:pStyle w:val="Compact"/>
+              <w:jc w:val="left"/>
+            </w:pPr>
+            <w:r>
+              <w:t xml:space="preserve">Bağlı soru setleri (kıymet → KDV matrahı) korunmalı; H6 payı artırılmalı</w:t>
             </w:r>
           </w:p>
         </w:tc>
@@ -13735,7 +14028,7 @@
               <w:jc w:val="left"/>
             </w:pPr>
             <w:r>
-              <w:t xml:space="preserve">Her yıl 8–12 soru</w:t>
+              <w:t xml:space="preserve">Dar tanımla 5 yılda 14 soru; yeni nomenklatür yılında sıçrıyor (2022: 8)</w:t>
             </w:r>
           </w:p>
         </w:tc>
@@ -13765,7 +14058,7 @@
               <w:t xml:space="preserve"> </w:t>
             </w:r>
             <w:r>
-              <w:t xml:space="preserve">modülü</w:t>
+              <w:t xml:space="preserve">modülü; HS 2027 yılında artır</w:t>
             </w:r>
           </w:p>
         </w:tc>
@@ -13854,8 +14147,8 @@
         </w:pict>
       </w:r>
     </w:p>
-    <w:bookmarkEnd w:id="52"/>
-    <w:bookmarkStart w:id="53" w:name="sinavi-için-çikarimlar"/>
+    <w:bookmarkEnd w:id="53"/>
+    <w:bookmarkStart w:id="54" w:name="sinavi-için-çikarimlar"/>
     <w:p>
       <w:pPr>
         <w:pStyle w:val="Heading2"/>
@@ -13922,7 +14215,7 @@
       <w:pPr>
         <w:numPr>
           <w:ilvl w:val="0"/>
-          <w:numId w:val="1018"/>
+          <w:numId w:val="1019"/>
         </w:numPr>
         <w:pStyle w:val="Compact"/>
       </w:pPr>
@@ -13950,7 +14243,7 @@
       <w:pPr>
         <w:numPr>
           <w:ilvl w:val="0"/>
-          <w:numId w:val="1018"/>
+          <w:numId w:val="1019"/>
         </w:numPr>
         <w:pStyle w:val="Compact"/>
       </w:pPr>
@@ -13972,7 +14265,7 @@
       <w:pPr>
         <w:numPr>
           <w:ilvl w:val="0"/>
-          <w:numId w:val="1018"/>
+          <w:numId w:val="1019"/>
         </w:numPr>
         <w:pStyle w:val="Compact"/>
       </w:pPr>
@@ -14000,7 +14293,7 @@
       <w:pPr>
         <w:numPr>
           <w:ilvl w:val="0"/>
-          <w:numId w:val="1018"/>
+          <w:numId w:val="1019"/>
         </w:numPr>
         <w:pStyle w:val="Compact"/>
       </w:pPr>
@@ -14022,7 +14315,7 @@
       <w:pPr>
         <w:numPr>
           <w:ilvl w:val="0"/>
-          <w:numId w:val="1018"/>
+          <w:numId w:val="1019"/>
         </w:numPr>
         <w:pStyle w:val="Compact"/>
       </w:pPr>
@@ -14044,7 +14337,7 @@
       <w:pPr>
         <w:numPr>
           <w:ilvl w:val="0"/>
-          <w:numId w:val="1018"/>
+          <w:numId w:val="1019"/>
         </w:numPr>
         <w:pStyle w:val="Compact"/>
       </w:pPr>
@@ -14089,7 +14382,7 @@
       <w:pPr>
         <w:numPr>
           <w:ilvl w:val="0"/>
-          <w:numId w:val="1018"/>
+          <w:numId w:val="1019"/>
         </w:numPr>
         <w:pStyle w:val="Compact"/>
       </w:pPr>
@@ -14111,7 +14404,7 @@
       <w:pPr>
         <w:numPr>
           <w:ilvl w:val="0"/>
-          <w:numId w:val="1018"/>
+          <w:numId w:val="1019"/>
         </w:numPr>
         <w:pStyle w:val="Compact"/>
       </w:pPr>
@@ -14139,7 +14432,7 @@
       <w:pPr>
         <w:numPr>
           <w:ilvl w:val="0"/>
-          <w:numId w:val="1018"/>
+          <w:numId w:val="1019"/>
         </w:numPr>
         <w:pStyle w:val="Compact"/>
       </w:pPr>
@@ -14154,8 +14447,8 @@
         </w:pict>
       </w:r>
     </w:p>
-    <w:bookmarkEnd w:id="53"/>
-    <w:bookmarkStart w:id="54" w:name="Xa2277bedd220d5b1bad9d5ae518a1162aba3a16"/>
+    <w:bookmarkEnd w:id="54"/>
+    <w:bookmarkStart w:id="55" w:name="Xa2277bedd220d5b1bad9d5ae518a1162aba3a16"/>
     <w:p>
       <w:pPr>
         <w:pStyle w:val="Heading2"/>
@@ -14475,8 +14768,8 @@
         </w:pict>
       </w:r>
     </w:p>
-    <w:bookmarkEnd w:id="54"/>
-    <w:bookmarkStart w:id="55" w:name="öğrenciye-strateji-özeti-bonus"/>
+    <w:bookmarkEnd w:id="55"/>
+    <w:bookmarkStart w:id="56" w:name="öğrenciye-strateji-özeti-bonus"/>
     <w:p>
       <w:pPr>
         <w:pStyle w:val="Heading2"/>
@@ -14489,7 +14782,7 @@
       <w:pPr>
         <w:numPr>
           <w:ilvl w:val="0"/>
-          <w:numId w:val="1019"/>
+          <w:numId w:val="1020"/>
         </w:numPr>
         <w:pStyle w:val="Compact"/>
       </w:pPr>
@@ -14504,20 +14797,38 @@
           <w:bCs/>
           <w:b/>
         </w:rPr>
-        <w:t xml:space="preserve">mutlak ifadeli ve kısa</w:t>
-      </w:r>
-      <w:r>
-        <w:t xml:space="preserve"> </w:t>
-      </w:r>
-      <w:r>
-        <w:t xml:space="preserve">şıkkı kontrol et.</w:t>
+        <w:t xml:space="preserve">mutlak ifadeli</w:t>
+      </w:r>
+      <w:r>
+        <w:t xml:space="preserve"> </w:t>
+      </w:r>
+      <w:r>
+        <w:t xml:space="preserve">şıkkı kontrol et, ama tek başına karar verme: bazı</w:t>
+      </w:r>
+      <w:r>
+        <w:t xml:space="preserve"> </w:t>
+      </w:r>
+      <w:r>
+        <w:t xml:space="preserve">“</w:t>
+      </w:r>
+      <w:r>
+        <w:t xml:space="preserve">yalnızca / hiçbir şekilde</w:t>
+      </w:r>
+      <w:r>
+        <w:t xml:space="preserve">”</w:t>
+      </w:r>
+      <w:r>
+        <w:t xml:space="preserve"> </w:t>
+      </w:r>
+      <w:r>
+        <w:t xml:space="preserve">içeren şıklar mevzuatın aynısıdır. Şık uzunluğu ipucu vermez; bozuk şık en uzun şık da olabilir (%27).</w:t>
       </w:r>
     </w:p>
     <w:p>
       <w:pPr>
         <w:numPr>
           <w:ilvl w:val="0"/>
-          <w:numId w:val="1019"/>
+          <w:numId w:val="1020"/>
         </w:numPr>
         <w:pStyle w:val="Compact"/>
       </w:pPr>
@@ -14534,14 +14845,14 @@
         <w:t xml:space="preserve">”</w:t>
       </w:r>
       <w:r>
-        <w:t xml:space="preserve">) en eksiksiz, mevzuat cümlesi gibi duran şık çoğu zaman doğrudur. Bu bir eğilimdir, kural değildir.</w:t>
+        <w:t xml:space="preserve">) en kısa şık nadiren doğrudur (33 soruda 3). En uzun şık hafif bir eğilim taşır (%27); kural değildir.</w:t>
       </w:r>
     </w:p>
     <w:p>
       <w:pPr>
         <w:numPr>
           <w:ilvl w:val="0"/>
-          <w:numId w:val="1019"/>
+          <w:numId w:val="1020"/>
         </w:numPr>
         <w:pStyle w:val="Compact"/>
       </w:pPr>
@@ -14589,7 +14900,7 @@
       <w:pPr>
         <w:numPr>
           <w:ilvl w:val="0"/>
-          <w:numId w:val="1019"/>
+          <w:numId w:val="1020"/>
         </w:numPr>
         <w:pStyle w:val="Compact"/>
       </w:pPr>
@@ -14610,14 +14921,14 @@
         <w:t xml:space="preserve"> </w:t>
       </w:r>
       <w:r>
-        <w:t xml:space="preserve">diye işaretle, sonra topla. Şıklar merdiven gibiyse doğru cevap genelde alt basamaklardadır, çünkü üst basamaklar fazladan kalem eklenmiş hâllerdir.</w:t>
+        <w:t xml:space="preserve">diye işaretle, sonra topla. Şıklar merdiven gibiyse en üst basamak (her kalemi katan toplam) nadiren doğrudur: 59 hesap sorusunda cevap yalnız 3 kez E.</w:t>
       </w:r>
     </w:p>
     <w:p>
       <w:pPr>
         <w:numPr>
           <w:ilvl w:val="0"/>
-          <w:numId w:val="1019"/>
+          <w:numId w:val="1020"/>
         </w:numPr>
         <w:pStyle w:val="Compact"/>
       </w:pPr>
@@ -14645,7 +14956,7 @@
       <w:pPr>
         <w:numPr>
           <w:ilvl w:val="0"/>
-          <w:numId w:val="1019"/>
+          <w:numId w:val="1020"/>
         </w:numPr>
         <w:pStyle w:val="Compact"/>
       </w:pPr>
@@ -14653,8 +14964,63 @@
         <w:t xml:space="preserve">Sınav içinde aynı hüküm iki kez geçebilir; kökler ve doğru öncüller birbirine ipucu verebilir.</w:t>
       </w:r>
     </w:p>
-    <w:bookmarkEnd w:id="55"/>
+    <w:p>
+      <w:pPr>
+        <w:numPr>
+          <w:ilvl w:val="0"/>
+          <w:numId w:val="1020"/>
+        </w:numPr>
+        <w:pStyle w:val="Compact"/>
+      </w:pPr>
+      <w:r>
+        <w:t xml:space="preserve">Soruyu görünce</w:t>
+      </w:r>
+      <w:r>
+        <w:t xml:space="preserve"> </w:t>
+      </w:r>
+      <w:r>
+        <w:rPr>
+          <w:bCs/>
+          <w:b/>
+        </w:rPr>
+        <w:t xml:space="preserve">tipini tanı</w:t>
+      </w:r>
+      <w:r>
+        <w:t xml:space="preserve"> </w:t>
+      </w:r>
+      <w:r>
+        <w:t xml:space="preserve">(</w:t>
+      </w:r>
+      <w:r>
+        <w:rPr>
+          <w:rStyle w:val="VerbatimChar"/>
+        </w:rPr>
+        <w:t xml:space="preserve">12-SORU-TIPI-KATALOGU</w:t>
+      </w:r>
+      <w:r>
+        <w:t xml:space="preserve">): liste dışı eleman mı (O1), bozuk cümle mi (O2), liste öncüllü mü (Ö3)? Her tipin yakalama noktası farklıdır. Ö3’te</w:t>
+      </w:r>
+      <w:r>
+        <w:t xml:space="preserve"> </w:t>
+      </w:r>
+      <w:r>
+        <w:t xml:space="preserve">“</w:t>
+      </w:r>
+      <w:r>
+        <w:t xml:space="preserve">hepsi</w:t>
+      </w:r>
+      <w:r>
+        <w:t xml:space="preserve">”</w:t>
+      </w:r>
+      <w:r>
+        <w:t xml:space="preserve"> </w:t>
+      </w:r>
+      <w:r>
+        <w:t xml:space="preserve">cevabı üç soruda bir doğru.</w:t>
+      </w:r>
+    </w:p>
     <w:bookmarkEnd w:id="56"/>
+    <w:bookmarkEnd w:id="57"/>
     <w:sectPr/>
   </w:body>
 </w:document>
@@ -15001,6 +15367,9 @@
     <w:abstractNumId w:val="991"/>
   </w:num>
   <w:num w:numId="1017">
+    <w:abstractNumId w:val="991"/>
+  </w:num>
+  <w:num w:numId="1018">
     <w:abstractNumId w:val="99411"/>
     <w:lvlOverride w:ilvl="0">
       <w:startOverride w:val="1"/>
@@ -15030,10 +15399,10 @@
       <w:startOverride w:val="1"/>
     </w:lvlOverride>
   </w:num>
-  <w:num w:numId="1018">
+  <w:num w:numId="1019">
     <w:abstractNumId w:val="991"/>
   </w:num>
-  <w:num w:numId="1019">
+  <w:num w:numId="1020">
     <w:abstractNumId w:val="99411"/>
     <w:lvlOverride w:ilvl="0">
       <w:startOverride w:val="1"/>
